--- a/rajasthan-nurse-50/Test_45_Full_Test_Ordered.docx
+++ b/rajasthan-nurse-50/Test_45_Full_Test_Ordered.docx
@@ -34,7 +34,7 @@
     </w:p>
     <w:p>
       <w:r>
-        <w:t>Solution: Regular meals stabilize energy and weight.</w:t>
+        <w:t>Solution: ✅ Correct Answer: A. Busy schedules and weight concerns | 🧠 Clinical Rationale: Regular meals stabilize energy and weight. | ❌ Why Not Others? | B — Hunger: Mindful eating reduces overeating. | C — Diet: INH depletes B6; supplement to prevent neuropathy. | D — Climate: NMSA promotes sustainable agriculture. | ⚠️ Exam Trap: Read the exact question — the correct fact and its look-alike options are easy to interchange. | 💎 PNC Pearl: Busy schedules and weight concerns → Regular meals stabilize energy and weight</w:t>
       </w:r>
     </w:p>
     <w:p>
@@ -79,7 +79,7 @@
     </w:p>
     <w:p>
       <w:r>
-        <w:t>Solution: Pump failure follows extensive myocardial damage.</w:t>
+        <w:t>Solution: ✅ Correct Answer: A. Acute MI with severe pump failure | 🧠 Clinical Rationale: Pump failure follows extensive myocardial damage. | ❌ Why Not Others? | B — Dehydration: Depressed fontanelle with poor skin turgor indicates dehydration. | C — Infection: Loss of immunoglobulins predisposes to peritonitis and cellulitis; also watch thrombosis. | D — Allergy: Screening prevents anaphylaxis; also send cultures before starting therapy. | ⚠️ Exam Trap: Read the exact question — the correct fact and its look-alike options are easy to interchange. | 💎 PNC Pearl: Acute MI with severe pump failure → Pump failure follows extensive myocardial damage</w:t>
       </w:r>
     </w:p>
     <w:p>
@@ -124,7 +124,7 @@
     </w:p>
     <w:p>
       <w:r>
-        <w:t>Solution: Guidelines recommend 5-6 cm compressions.</w:t>
+        <w:t>Solution: ✅ Correct Answer: A. 5-6 cm (2-2.4 inches) | 🧠 Clinical Rationale: Guidelines recommend 5-6 cm compressions. | ❌ Why Not Others? | B — 1 cm: not the appropriate nursing action here | C — 10 cm: not the appropriate nursing action here | D — 3 cm only: not the appropriate nursing action here | ⚠️ Exam Trap: Read the exact question — the correct fact and its look-alike options are easy to interchange. | 💎 PNC Pearl: 5-6 cm (2-2.4 inches) → Guidelines recommend 5-6 cm compressions</w:t>
       </w:r>
     </w:p>
     <w:p>
@@ -169,7 +169,7 @@
     </w:p>
     <w:p>
       <w:r>
-        <w:t>Solution: Left lateral allows fluid to flow with the colon.</w:t>
+        <w:t>Solution: ✅ Correct Answer: A. Left lateral (Sims') position | 🧠 Clinical Rationale: Left lateral allows fluid to flow with the colon. | ❌ Why Not Others? | B — Prone position: not the appropriate nursing action here | C — Supine flat position: not the appropriate nursing action here | D — Sitting upright: Upright posture maximises accessory muscle use and airflow. | ⚠️ Exam Trap: Read the exact question — the correct fact and its look-alike options are easy to interchange. | 💎 PNC Pearl: Left lateral (Sims') position → Left lateral allows fluid to flow with the colon</w:t>
       </w:r>
     </w:p>
     <w:p>
@@ -214,7 +214,7 @@
     </w:p>
     <w:p>
       <w:r>
-        <w:t>Solution: Normal adult ventilatory rate is 12-20/min.</w:t>
+        <w:t>Solution: ✅ Correct Answer: A. 12-20 breaths per minute for an adult | 🧠 Clinical Rationale: Normal adult ventilatory rate is 12-20/min. | ❌ Why Not Others? | B — 40 breaths per minute: not the appropriate nursing action here | C — 60 breaths per minute: Newborns breathe 40-60/min; the rate falls to 20-30 by early childhood. | D — 4 breaths per minute: not the appropriate nursing action here | ⚠️ Exam Trap: Don’t confuse "12-20 breaths per minute for an adult" with "40 breaths per minute" — they look alike and are easy to interchange. | 💎 PNC Pearl: 12-20 breaths per minute for an adult → Normal adult ventilatory rate is 12-20/min</w:t>
       </w:r>
     </w:p>
     <w:p>
@@ -259,7 +259,7 @@
     </w:p>
     <w:p>
       <w:r>
-        <w:t>Solution: Monocytes are circulating phagocytes.</w:t>
+        <w:t>Solution: ✅ Correct Answer: A. Phagocyte that becomes a macrophage in tissues | 🧠 Clinical Rationale: Monocytes are circulating phagocytes. | ❌ Why Not Others? | B — Clotting cell: not the appropriate nursing action here | C — Gas carrier: not the appropriate nursing action here | D — Antibody maker only: not the appropriate nursing action here | ⚠️ Exam Trap: Read the exact question — the correct fact and its look-alike options are easy to interchange. | 💎 PNC Pearl: Phagocyte that becomes a macrophage in tissues → Monocytes are circulating phagocytes</w:t>
       </w:r>
     </w:p>
     <w:p>
@@ -304,7 +304,7 @@
     </w:p>
     <w:p>
       <w:r>
-        <w:t>Solution: HPV vaccine for girls 9-14 and VIA screening prevent cervical cancer.</w:t>
+        <w:t>Solution: ✅ Correct Answer: A. HPV vaccination and screening (VIA) | 🧠 Clinical Rationale: HPV vaccine for girls 9-14 and VIA screening prevent cervical cancer. | ❌ Why Not Others? | B — Surgery: Metformin risks lactic acidosis in renal failure and contrast procedures. | C — Diet: INH depletes B6; supplement to prevent neuropathy. | D — Climate: NMSA promotes sustainable agriculture. | ⚠️ Exam Trap: Read the exact question — the correct fact and its look-alike options are easy to interchange. | 💎 PNC Pearl: HPV vaccination and screening (VIA) → HPV vaccine for girls 9-14 and VIA screening prevent cervical cancer</w:t>
       </w:r>
     </w:p>
     <w:p>
@@ -349,7 +349,7 @@
     </w:p>
     <w:p>
       <w:r>
-        <w:t>Solution: HEV is the leading cause of acute viral hepatitis in Indian adults, with high maternal mortality.</w:t>
+        <w:t>Solution: ✅ Correct Answer: A. Hepatitis E virus | 🧠 Clinical Rationale: HEV is the leading cause of acute viral hepatitis in Indian adults, with high maternal mortality. | ❌ Why Not Others? | B — Hepatitis A always: not the appropriate nursing action here | C — Hepatitis B always: not the appropriate nursing action here | D — Hepatitis C: Mandatory screening prevents transfusion infections. | ⚠️ Exam Trap: Read the exact question — the correct fact and its look-alike options are easy to interchange. | 💎 PNC Pearl: Hepatitis E virus → HEV is the leading cause of acute viral hepatitis in Indian adults, with high maternal mortality</w:t>
       </w:r>
     </w:p>
     <w:p>
@@ -394,7 +394,7 @@
     </w:p>
     <w:p>
       <w:r>
-        <w:t>Solution: Treat with fluids, caffeine, and bed rest; blood patch for severe cases.</w:t>
+        <w:t>Solution: ✅ Correct Answer: A. Low CSF pressure after spinal/epidural puncture | 🧠 Clinical Rationale: Treat with fluids, caffeine, and bed rest; blood patch for severe cases. | ❌ Why Not Others? | B — Infection: Loss of immunoglobulins predisposes to peritonitis and cellulitis; also watch thrombosis. | C — Diet: INH depletes B6; supplement to prevent neuropathy. | D — Exercise: Calcium, vitamin D, and fall prevention maintain bone health. | ⚠️ Exam Trap: Read the exact question — the correct fact and its look-alike options are easy to interchange. | 💎 PNC Pearl: Low CSF pressure after spinal/epidural puncture → Treat with fluids, caffeine, and bed rest; blood patch for severe cases</w:t>
       </w:r>
     </w:p>
     <w:p>
@@ -439,7 +439,7 @@
     </w:p>
     <w:p>
       <w:r>
-        <w:t>Solution: P. vivax dominates; treat per policy and use LLINs in endemic areas.</w:t>
+        <w:t>Solution: ✅ Correct Answer: A. Plasmodium vivax (with falciparum in endemic areas) | 🧠 Clinical Rationale: P. vivax dominates; treat per policy and use LLINs in endemic areas. | ❌ Why Not Others? | B — Diet: INH depletes B6; supplement to prevent neuropathy. | C — Exercise: Calcium, vitamin D, and fall prevention maintain bone health. | D — Vaccination: Absence of a scar does not mean no protection; check vaccination records. | ⚠️ Exam Trap: Read the exact question — the correct fact and its look-alike options are easy to interchange. | 💎 PNC Pearl: Plasmodium vivax (with falciparum in endemic areas) → P. vivax dominates; treat per policy and use LLINs in endemic areas</w:t>
       </w:r>
     </w:p>
     <w:p>
@@ -484,7 +484,7 @@
     </w:p>
     <w:p>
       <w:r>
-        <w:t>Solution: Diet reduces uric acid attacks.</w:t>
+        <w:t>Solution: ✅ Correct Answer: A. Avoid purine-rich foods and alcohol | 🧠 Clinical Rationale: Diet reduces uric acid attacks. | ❌ Why Not Others? | B — Eat organ meats: not the appropriate nursing action here | C — Drink alcohol: not the appropriate nursing action here | D — Skip fluids: not the appropriate nursing action here | ⚠️ Exam Trap: Read the exact question — the correct fact and its look-alike options are easy to interchange. | 💎 PNC Pearl: Avoid purine-rich foods and alcohol → Diet reduces uric acid attacks</w:t>
       </w:r>
     </w:p>
     <w:p>
@@ -529,7 +529,7 @@
     </w:p>
     <w:p>
       <w:r>
-        <w:t>Solution: GH acts largely through IGF-1 from the liver.</w:t>
+        <w:t>Solution: ✅ Correct Answer: A. Growth hormone | 🧠 Clinical Rationale: GH acts largely through IGF-1 from the liver. | ❌ Why Not Others? | B — Thyroxine: Thyroid hormones control metabolism. | C — Cortisol: Cortisol = Adrenal cortex | D — Prolactin: From the anterior pituitary drives milk synthesis. | ⚠️ Exam Trap: Read the exact question — the correct fact and its look-alike options are easy to interchange. | 💎 PNC Pearl: Growth hormone → GH acts largely through IGF-1 from the liver</w:t>
       </w:r>
     </w:p>
     <w:p>
@@ -574,7 +574,7 @@
     </w:p>
     <w:p>
       <w:r>
-        <w:t>Solution: SSRIs (fluoxetine, sertraline) at adequate doses plus ERP are first-line.</w:t>
+        <w:t>Solution: ✅ Correct Answer: A. SSRIs at higher doses | 🧠 Clinical Rationale: SSRIs (fluoxetine, sertraline) at adequate doses plus ERP are first-line. | ❌ Why Not Others? | B — Benzodiazepines alone: not the first | C — Antipsychotics alone: not the first | D — Lithium: Reduces manic and depressive relapse; monitor levels and thyroid/renal function. — not the first | ⚠️ Exam Trap: Read the exact question — the correct fact and its look-alike options are easy to interchange. | 💎 PNC Pearl: SSRIs at higher doses = the first</w:t>
       </w:r>
     </w:p>
     <w:p>
@@ -619,7 +619,7 @@
     </w:p>
     <w:p>
       <w:r>
-        <w:t>Solution: SAH presents with a sudden thunderclap headache.</w:t>
+        <w:t>Solution: ✅ Correct Answer: A. Severe headache, vomiting, and reduced consciousness | 🧠 Clinical Rationale: SAH presents with a sudden thunderclap headache. | ❌ Why Not Others? | B — Only appetite: not the appropriate nursing action here | C — Only sleep: not the appropriate nursing action here | D — Nothing: Never induce vomiting after hydrocarbon ingestion — aspiration pneumonia risk; obtain urgent care. | ⚠️ Exam Trap: Read the exact question — the correct fact and its look-alike options are easy to interchange. | 💎 PNC Pearl: Severe headache, vomiting, and reduced consciousness → SAH presents with a sudden thunderclap headache</w:t>
       </w:r>
     </w:p>
     <w:p>
@@ -664,7 +664,7 @@
     </w:p>
     <w:p>
       <w:r>
-        <w:t>Solution: Preterm birth, asphyxia, and sepsis are the leading causes of newborn deaths.</w:t>
+        <w:t>Solution: ✅ Correct Answer: A. Prematurity and low birth weight | 🧠 Clinical Rationale: Preterm birth, asphyxia, and sepsis are the leading causes of newborn deaths. | ❌ Why Not Others? | B — Cancer: Screen and treat comorbid depression in chronic disease. | C — Trauma: Birth trauma, episiotomy pain, and epidurals impair bladder sensation; monitor voiding closely. | D — Obesity: Is BMI ≥30; overweight is 25-29.9. | ⚠️ Exam Trap: Read the exact question — the correct fact and its look-alike options are easy to interchange. | 💎 PNC Pearl: Prematurity and low birth weight → Preterm birth, asphyxia, and sepsis are the leading causes of newborn deaths</w:t>
       </w:r>
     </w:p>
     <w:p>
@@ -709,7 +709,7 @@
     </w:p>
     <w:p>
       <w:r>
-        <w:t>Solution: Keep vitamin K intake consistent on warfarin.</w:t>
+        <w:t>Solution: ✅ Correct Answer: A. Vitamin K-rich foods | 🧠 Clinical Rationale: Keep vitamin K intake consistent on warfarin. | ❌ Why Not Others? | B — Fruits: The plate method simplifies portion control. | C — Water: JJM (2019) provides functional tap connections to rural homes. | D — Exercise: Calcium, vitamin D, and fall prevention maintain bone health. | ⚠️ Exam Trap: Read the exact question — the correct fact and its look-alike options are easy to interchange. | 💎 PNC Pearl: Vitamin K-rich foods → Keep vitamin K intake consistent on warfarin</w:t>
       </w:r>
     </w:p>
     <w:p>
@@ -754,7 +754,7 @@
     </w:p>
     <w:p>
       <w:r>
-        <w:t>Solution: Cannabis withdrawal is generally mild; supportive care helps.</w:t>
+        <w:t>Solution: ✅ Correct Answer: A. Irritability, insomnia, and cravings after stopping heavy use | 🧠 Clinical Rationale: Cannabis withdrawal is generally mild; supportive care helps. | ❌ Why Not Others? | B — Seizures always: not the appropriate nursing action here | C — Diet: INH depletes B6; supplement to prevent neuropathy. | D — Exercise: Calcium, vitamin D, and fall prevention maintain bone health. | ⚠️ Exam Trap: Read the exact question — the correct fact and its look-alike options are easy to interchange. | 💎 PNC Pearl: Irritability, insomnia, and cravings after stopping heavy use → Cannabis withdrawal is generally mild; supportive care helps</w:t>
       </w:r>
     </w:p>
     <w:p>
@@ -799,7 +799,7 @@
     </w:p>
     <w:p>
       <w:r>
-        <w:t>Solution: GRADE rates evidence quality.</w:t>
+        <w:t>Solution: ✅ Correct Answer: A. Grading of Recommendations Assessment, Development and Evaluation | 🧠 Clinical Rationale: GRADE rates evidence quality. | ❌ Why Not Others? | B — Global Rating of Assessment and Development Evaluation: not the appropriate nursing action here | C — Guideline Rating for Assessment of Diagnostic Evidence: not the appropriate nursing action here | D — General Recommendation for Assessment and Data Evaluation: not the appropriate nursing action here | ⚠️ Exam Trap: Don’t confuse "Grading of Recommendations Assessment, Development and Evaluation" with "Global Rating of Assessment and Development Evaluation" — they look alike and are easy to interchange. | 💎 PNC Pearl: Grading of Recommendations Assessment, Development and Evaluation → GRADE rates evidence quality</w:t>
       </w:r>
     </w:p>
     <w:p>
@@ -844,7 +844,7 @@
     </w:p>
     <w:p>
       <w:r>
-        <w:t>Solution: Elevation assists venous drainage.</w:t>
+        <w:t>Solution: ✅ Correct Answer: A. Elevating the legs above heart level | 🧠 Clinical Rationale: Elevation assists venous drainage. | ❌ Why Not Others? | B — Dangling the legs: not the appropriate nursing action here | C — Keeping legs flat: not the appropriate nursing action here | D — Sitting with crossed legs: not the appropriate nursing action here | ⚠️ Exam Trap: Don’t confuse "Elevating the legs above heart level" with "Dangling the legs" — they look alike and are easy to interchange. | 💎 PNC Pearl: Elevating the legs above heart level → Elevation assists venous drainage</w:t>
       </w:r>
     </w:p>
     <w:p>
@@ -889,7 +889,7 @@
     </w:p>
     <w:p>
       <w:r>
-        <w:t>Solution: Vitamin K reverses warfarin's effect.</w:t>
+        <w:t>Solution: ✅ Correct Answer: A. Vitamin K | 🧠 Clinical Rationale: Vitamin K reverses warfarin's effect. | ❌ Why Not Others? | B — Protamine: Neutralises heparin; vitamin K reverses warfarin. | C — Naloxone: Reverses opioid-induced respiratory depression. | D — Desferrioxamine: not the appropriate nursing action here | ⚠️ Exam Trap: Read the exact question — the correct fact and its look-alike options are easy to interchange. | 💎 PNC Pearl: Vitamin K → reverses warfarin's effect</w:t>
       </w:r>
     </w:p>
     <w:p>
@@ -934,7 +934,7 @@
     </w:p>
     <w:p>
       <w:r>
-        <w:t>Solution: Sodium regulates extracellular volume and impulses.</w:t>
+        <w:t>Solution: ✅ Correct Answer: A. Maintaining fluid balance and nerve function | 🧠 Clinical Rationale: Sodium regulates extracellular volume and impulses. | ❌ Why Not Others? | B — Bone density: DMPA causes irregular bleeding, weight gain, and possible bone density loss; counsel accordingly. | C — Vision: Acute closed-angle glaucoma is an emergency (fixed mid-dilated pupil, nausea); treat to prevent blindness. | D — Clotting: Platelets form plugs in haemostasis. | ⚠️ Exam Trap: Read the exact question — the correct fact and its look-alike options are easy to interchange. | 💎 PNC Pearl: Maintaining fluid balance and nerve function → Sodium regulates extracellular volume and impulses</w:t>
       </w:r>
     </w:p>
     <w:p>
@@ -979,7 +979,7 @@
     </w:p>
     <w:p>
       <w:r>
-        <w:t>Solution: Prolonged therapy is needed for bone infection.</w:t>
+        <w:t>Solution: ✅ Correct Answer: A. Complete antibiotics and report recurrence | 🧠 Clinical Rationale: Prolonged therapy is needed for bone infection. | ❌ Why Not Others? | B — Stop antibiotics early: not the appropriate nursing action here | C — Skip follow-up: not the appropriate nursing action here | D — Ignore drainage: not the appropriate nursing action here | ⚠️ Exam Trap: Read the exact question — the correct fact and its look-alike options are easy to interchange. | 💎 PNC Pearl: Complete antibiotics and report recurrence → Prolonged therapy is needed for bone infection</w:t>
       </w:r>
     </w:p>
     <w:p>
@@ -1024,7 +1024,7 @@
     </w:p>
     <w:p>
       <w:r>
-        <w:t>Solution: Ascribed status is involuntary; achieved status is earned.</w:t>
+        <w:t>Solution: ✅ Correct Answer: A. Assigned at birth (e.g., age, sex, caste) | 🧠 Clinical Rationale: Ascribed status is involuntary; achieved status is earned. | ❌ Why Not Others? | B — Earned through effort: not the appropriate nursing action here | C — Chosen freely: not the appropriate nursing action here | D — Temporary: Chemotherapy alopecia is reversible; hair typically regrows after treatment ends. | ⚠️ Exam Trap: Read the exact question — the correct fact and its look-alike options are easy to interchange. | 💎 PNC Pearl: Assigned at birth (e.g., age, sex, caste) → Ascribed status is involuntary; achieved status is earned</w:t>
       </w:r>
     </w:p>
     <w:p>
@@ -1069,7 +1069,7 @@
     </w:p>
     <w:p>
       <w:r>
-        <w:t>Solution: Newborns breathe 40-60/min; the rate falls to 20-30 by early childhood.</w:t>
+        <w:t>Solution: ✅ Correct Answer: A. 40-60 breaths per minute | 🧠 Clinical Rationale: Newborns breathe 40-60/min; the rate falls to 20-30 by early childhood. | ❌ Why Not Others? | B — 20-30 breaths per minute: not the appropriate nursing action here | C — 12-16 breaths per minute: not the appropriate nursing action here | D — 70-80 breaths per minute: not the appropriate nursing action here | ⚠️ Exam Trap: Don’t confuse "40-60 breaths per minute" with "20-30 breaths per minute" — they look alike and are easy to interchange. | 💎 PNC Pearl: 40-60 breaths per minute → Newborns breathe 40-60/min; the rate falls to 20-30 by early childhood</w:t>
       </w:r>
     </w:p>
     <w:p>
@@ -1114,7 +1114,7 @@
     </w:p>
     <w:p>
       <w:r>
-        <w:t>Solution: The bladder holds about 300-500 ml.</w:t>
+        <w:t>Solution: ✅ Correct Answer: A. 300-500 ml | 🧠 Clinical Rationale: The bladder holds about 300-500 ml. | ❌ Why Not Others? | B — 5 litres: Vital capacity (TV + IRV + ERV) averages 4–5 L in adults. | C — 50 ml: not the appropriate nursing action here | D — 2,000 ml always: not the appropriate nursing action here | ⚠️ Exam Trap: Read the exact question — the correct fact and its look-alike options are easy to interchange. | 💎 PNC Pearl: 300-500 ml → The bladder holds about</w:t>
       </w:r>
     </w:p>
     <w:p>
@@ -1159,7 +1159,7 @@
     </w:p>
     <w:p>
       <w:r>
-        <w:t>Solution: The median splits the ordered data in half.</w:t>
+        <w:t>Solution: ✅ Correct Answer: A. Middle value when arranged in order | 🧠 Clinical Rationale: The median splits the ordered data in half. | ❌ Why Not Others? | B — Most frequent value: not the appropriate nursing action here | C — Average value: not the appropriate nursing action here | D — Largest value: not the appropriate nursing action here | ⚠️ Exam Trap: Read the exact question — the correct fact and its look-alike options are easy to interchange. | 💎 PNC Pearl: Middle value when arranged in order → The median splits the ordered data in half</w:t>
       </w:r>
     </w:p>
     <w:p>
@@ -1204,7 +1204,7 @@
     </w:p>
     <w:p>
       <w:r>
-        <w:t>Solution: Sun protection and surveillance prevent and detect skin cancer.</w:t>
+        <w:t>Solution: ✅ Correct Answer: A. Use sunscreen and report changing moles | 🧠 Clinical Rationale: Sun protection and surveillance prevent and detect skin cancer. | ❌ Why Not Others? | B — Use sunbeds: not the appropriate nursing action here | C — Ignore moles: not the appropriate nursing action here | D — Skip sunscreen: not the appropriate nursing action here | ⚠️ Exam Trap: Read the exact question — the correct fact and its look-alike options are easy to interchange. | 💎 PNC Pearl: Use sunscreen and report changing moles → Sun protection and surveillance prevent and detect skin cancer</w:t>
       </w:r>
     </w:p>
     <w:p>
@@ -1249,7 +1249,7 @@
     </w:p>
     <w:p>
       <w:r>
-        <w:t>Solution: Steroids increase gluconeogenesis.</w:t>
+        <w:t>Solution: ✅ Correct Answer: A. Raise blood sugar | 🧠 Clinical Rationale: Steroids increase gluconeogenesis. | ❌ Why Not Others? | B — Lower blood sugar: not the appropriate nursing action here | C — Have no effect: not the appropriate nursing action here | D — Cause diabetes always: not the appropriate nursing action here | ⚠️ Exam Trap: Don’t confuse "Raise blood sugar" with "Lower blood sugar" — they look alike and are easy to interchange. | 💎 PNC Pearl: Raise blood sugar → Steroids increase gluconeogenesis</w:t>
       </w:r>
     </w:p>
     <w:p>
@@ -1294,7 +1294,7 @@
     </w:p>
     <w:p>
       <w:r>
-        <w:t>Solution: Tendons attach muscle to bone; ligaments join bone to bone.</w:t>
+        <w:t>Solution: ✅ Correct Answer: A. Muscle to bone | 🧠 Clinical Rationale: Tendons attach muscle to bone; ligaments join bone to bone. | ❌ Why Not Others? | B — Bone to bone: Ligaments stabilize joints. | C — Muscle to muscle: not the appropriate nursing action here | D — Nerve to muscle: not the appropriate nursing action here | ⚠️ Exam Trap: Read the exact question — the correct fact and its look-alike options are easy to interchange. | 💎 PNC Pearl: Muscle to bone → Tendons attach ; ligaments join bone to bone</w:t>
       </w:r>
     </w:p>
     <w:p>
@@ -1339,7 +1339,7 @@
     </w:p>
     <w:p>
       <w:r>
-        <w:t>Solution: Unmet need is highest among young, poor, and rural women.</w:t>
+        <w:t>Solution: ✅ Correct Answer: A. Lack of access, knowledge, and side-effect concerns | 🧠 Clinical Rationale: Unmet need is highest among young, poor, and rural women. | ❌ Why Not Others? | B — Desire for more children always: not the appropriate nursing action here | C — Diet: INH depletes B6; supplement to prevent neuropathy. | D — Climate: NMSA promotes sustainable agriculture. | ⚠️ Exam Trap: Read the exact question — the correct fact and its look-alike options are easy to interchange. | 💎 PNC Pearl: Lack of access, knowledge, and side-effect concerns → Unmet need is highest among young, poor, and rural women</w:t>
       </w:r>
     </w:p>
     <w:p>
@@ -1384,7 +1384,7 @@
     </w:p>
     <w:p>
       <w:r>
-        <w:t>Solution: Trust vs mistrust (0-1 year) develops from consistent, loving care.</w:t>
+        <w:t>Solution: ✅ Correct Answer: A. Trust versus mistrust | 🧠 Clinical Rationale: Trust vs mistrust (0-1 year) develops from consistent, loving care. | ❌ Why Not Others? | B — Autonomy versus shame: not the first psychosocial crisis | C — Initiative versus guilt: not the first psychosocial crisis | D — Industry versus inferiority: not the first psychosocial crisis | ⚠️ Exam Trap: Read the exact question — the correct fact and its look-alike options are easy to interchange. | 💎 PNC Pearl: Trust versus mistrust = the first psychosocial crisis</w:t>
       </w:r>
     </w:p>
     <w:p>
@@ -1429,7 +1429,7 @@
     </w:p>
     <w:p>
       <w:r>
-        <w:t>Solution: ANP opposes the RAAS and reduces blood volume.</w:t>
+        <w:t>Solution: ✅ Correct Answer: A. Lower blood pressure by promoting sodium excretion | 🧠 Clinical Rationale: ANP opposes the RAAS and reduces blood volume. | ❌ Why Not Others? | B — Raise blood pressure: not the appropriate nursing action here | C — Increase heart rate: not the appropriate nursing action here | D — Constrict vessels: not the appropriate nursing action here | ⚠️ Exam Trap: Don’t confuse "Lower blood pressure by promoting sodium excretion" with "Raise blood pressure" — they look alike and are easy to interchange. | 💎 PNC Pearl: Lower blood pressure by promoting sodium excretion → ANP opposes the RAAS and reduces blood volume</w:t>
       </w:r>
     </w:p>
     <w:p>
@@ -1474,7 +1474,7 @@
     </w:p>
     <w:p>
       <w:r>
-        <w:t>Solution: Preterm, LBW, and infants of diabetic mothers need early feeding and glucose monitoring.</w:t>
+        <w:t>Solution: ✅ Correct Answer: A. Inadequate feeding and high glucose utilization | 🧠 Clinical Rationale: Preterm, LBW, and infants of diabetic mothers need early feeding and glucose monitoring. | ❌ Why Not Others? | B — Excess feeding: not the appropriate nursing action here | C — Diet: INH depletes B6; supplement to prevent neuropathy. | D — Exercise: Calcium, vitamin D, and fall prevention maintain bone health. | ⚠️ Exam Trap: Read the exact question — the correct fact and its look-alike options are easy to interchange. | 💎 PNC Pearl: Inadequate feeding and high glucose utilization → Preterm, LBW, and infants of diabetic mothers need early feeding and glucose monitoring</w:t>
       </w:r>
     </w:p>
     <w:p>
@@ -1519,7 +1519,7 @@
     </w:p>
     <w:p>
       <w:r>
-        <w:t>Solution: The glomerulus is enclosed by Bowman's capsule.</w:t>
+        <w:t>Solution: ✅ Correct Answer: A. Glomerulus | 🧠 Clinical Rationale: The glomerulus is enclosed by Bowman's capsule. | ❌ Why Not Others? | B — Loop of Henle: Filtration occurs across the glomerular endothelium, basement membrane, and podocyte slits; the loop of Hen... | C — Collecting duct: Filtrate flows PCT → loop of Henle → DCT → collecting duct. | D — Ureter: Ureters carry urine by peristalsis. | ⚠️ Exam Trap: Read the exact question — the correct fact and its look-alike options are easy to interchange. | 💎 PNC Pearl: Glomerulus → enclosed by Bowman's capsule</w:t>
       </w:r>
     </w:p>
     <w:p>
@@ -1564,7 +1564,7 @@
     </w:p>
     <w:p>
       <w:r>
-        <w:t>Solution: Leg muscles do the lifting; the back stays straight.</w:t>
+        <w:t>Solution: ✅ Correct Answer: A. Bend the knees and keep the back straight | 🧠 Clinical Rationale: Leg muscles do the lifting; the back stays straight. | ❌ Why Not Others? | B — Bend at the waist: not the appropriate nursing action here | C — Twist the trunk: not the appropriate nursing action here | D — Lift with the arms only: not the appropriate nursing action here | ⚠️ Exam Trap: Don’t confuse "Bend the knees and keep the back straight" with "Bend at the waist" — they look alike and are easy to interchange. | 💎 PNC Pearl: Bend the knees and keep the back straight → Leg muscles do the lifting; the back stays straight</w:t>
       </w:r>
     </w:p>
     <w:p>
@@ -1609,7 +1609,7 @@
     </w:p>
     <w:p>
       <w:r>
-        <w:t>Solution: Lateral (side-lying) position is used for comfort and pressure relief.</w:t>
+        <w:t>Solution: ✅ Correct Answer: A. On the side | 🧠 Clinical Rationale: Lateral (side-lying) position is used for comfort and pressure relief. | ❌ Why Not Others? | B — On the back: not the appropriate nursing action here | C — On the abdomen: Prone is face-down lying on the abdomen. | D — Sitting up: not the appropriate nursing action here | ⚠️ Exam Trap: Read the exact question — the correct fact and its look-alike options are easy to interchange. | 💎 PNC Pearl: On the side → Lateral (side-lying) position is used for comfort and pressure relief</w:t>
       </w:r>
     </w:p>
     <w:p>
@@ -1654,7 +1654,7 @@
     </w:p>
     <w:p>
       <w:r>
-        <w:t>Solution: Check for cardiac injury and deep tissue damage; prevent with safety.</w:t>
+        <w:t>Solution: ✅ Correct Answer: A. Exposed wires and appliances | 🧠 Clinical Rationale: Check for cardiac injury and deep tissue damage; prevent with safety. | ❌ Why Not Others? | B — Diet: INH depletes B6; supplement to prevent neuropathy. | C — Exercise: Calcium, vitamin D, and fall prevention maintain bone health. | D — Vaccination: Absence of a scar does not mean no protection; check vaccination records. | ⚠️ Exam Trap: Read the exact question — the correct fact and its look-alike options are easy to interchange. | 💎 PNC Pearl: Exposed wires and appliances → Check for cardiac injury and deep tissue damage; prevent with safety</w:t>
       </w:r>
     </w:p>
     <w:p>
@@ -1699,7 +1699,7 @@
     </w:p>
     <w:p>
       <w:r>
-        <w:t>Solution: CHCs (FRU) provide surgical and obstetric care at block level.</w:t>
+        <w:t>Solution: ✅ Correct Answer: A. Referral-level care with specialist services (30 beds) | 🧠 Clinical Rationale: CHCs (FRU) provide surgical and obstetric care at block level. | ❌ Why Not Others? | B — Primary only: not the appropriate nursing action here | C — Diet: INH depletes B6; supplement to prevent neuropathy. | D — Climate: NMSA promotes sustainable agriculture. | ⚠️ Exam Trap: Read the exact question — the correct fact and its look-alike options are easy to interchange. | 💎 PNC Pearl: Referral-level care with specialist services (30 beds) → CHCs (FRU) provide surgical and obstetric care at block level</w:t>
       </w:r>
     </w:p>
     <w:p>
@@ -1744,7 +1744,7 @@
     </w:p>
     <w:p>
       <w:r>
-        <w:t>Solution: Fair, timely responses restore trust.</w:t>
+        <w:t>Solution: ✅ Correct Answer: A. Acknowledge, investigate, and respond promptly | 🧠 Clinical Rationale: Fair, timely responses restore trust. | ❌ Why Not Others? | B — Ignore complaints: not the appropriate nursing action here | C — Blame patients: not the appropriate nursing action here | D — Delay responses: not the appropriate nursing action here | ⚠️ Exam Trap: Read the exact question — the correct fact and its look-alike options are easy to interchange. | 💎 PNC Pearl: Acknowledge, investigate, and respond promptly → Fair, timely responses restore trust</w:t>
       </w:r>
     </w:p>
     <w:p>
@@ -1789,7 +1789,7 @@
     </w:p>
     <w:p>
       <w:r>
-        <w:t>Solution: Seminars develop presentation and critical skills.</w:t>
+        <w:t>Solution: ✅ Correct Answer: A. Students presenting and discussing a prepared topic | 🧠 Clinical Rationale: Seminars develop presentation and critical skills. | ❌ Why Not Others? | B — Only the teacher speaking: not the appropriate nursing action here | C — A practical skill test: not the appropriate nursing action here | D — Hospital rounds: not the appropriate nursing action here | ⚠️ Exam Trap: Read the exact question — the correct fact and its look-alike options are easy to interchange. | 💎 PNC Pearl: Students presenting and discussing a prepared topic → Seminars develop presentation and critical skills</w:t>
       </w:r>
     </w:p>
     <w:p>
@@ -1834,7 +1834,7 @@
     </w:p>
     <w:p>
       <w:r>
-        <w:t>Solution: Calf exercises promote venous return.</w:t>
+        <w:t>Solution: ✅ Correct Answer: A. Prevent DVT | 🧠 Clinical Rationale: Calf exercises promote venous return. | ❌ Why Not Others? | B — Increase appetite: not the appropriate nursing action here | C — Improve vision: not the appropriate nursing action here | D — Cool the body: not the appropriate nursing action here | ⚠️ Exam Trap: Read the exact question — the correct fact and its look-alike options are easy to interchange. | 💎 PNC Pearl: Prevent DVT → Calf exercises promote venous return</w:t>
       </w:r>
     </w:p>
     <w:p>
@@ -1879,7 +1879,7 @@
     </w:p>
     <w:p>
       <w:r>
-        <w:t>Solution: Weight-based dosing prevents overdose.</w:t>
+        <w:t>Solution: ✅ Correct Answer: A. Weight | 🧠 Clinical Rationale: Weight-based dosing prevents overdose. | ❌ Why Not Others? | B — Age alone: not the appropriate nursing action here | C — Height: Wasting reflects recent acute weight loss. | D — Appetite: Cannabis: euphoria, relaxation, appetite stimulation, and altered perception; high doses cause anxiety. | ⚠️ Exam Trap: Read the exact question — the correct fact and its look-alike options are easy to interchange. | 💎 PNC Pearl: Weight → -based dosing prevents overdose</w:t>
       </w:r>
     </w:p>
     <w:p>
@@ -1924,7 +1924,7 @@
     </w:p>
     <w:p>
       <w:r>
-        <w:t>Solution: Slow recoil suggests dehydration.</w:t>
+        <w:t>Solution: ✅ Correct Answer: A. Pinching the skin and observing recoil | 🧠 Clinical Rationale: Slow recoil suggests dehydration. | ❌ Why Not Others? | B — Measuring the pulse: not the appropriate nursing action here | C — Counting breaths: not the appropriate nursing action here | D — Weighing: Untreated maternal illness also harms the baby; plan with specialists. | ⚠️ Exam Trap: Read the exact question — the correct fact and its look-alike options are easy to interchange. | 💎 PNC Pearl: Pinching the skin and observing recoil → Slow recoil suggests dehydration</w:t>
       </w:r>
     </w:p>
     <w:p>
@@ -1969,7 +1969,7 @@
     </w:p>
     <w:p>
       <w:r>
-        <w:t>Solution: Tetanospasmin blocks GABA/glycine, causing rigidity and spasms.</w:t>
+        <w:t>Solution: ✅ Correct Answer: A. Blocking inhibitory neurotransmitters causing spastic paralysis | 🧠 Clinical Rationale: Tetanospasmin blocks GABA/glycine, causing rigidity and spasms. | ❌ Why Not Others? | B — Blocking ACh causing flaccid paralysis: not the appropriate nursing action here | C — Increasing cAMP: Cholera toxin activates adenylate cyclase, causing secretory diarrhoea. | D — Damaging nerves directly: not the appropriate nursing action here | ⚠️ Exam Trap: Don’t confuse "Blocking inhibitory neurotransmitters causing spastic paralysis" with "Blocking ACh causing flaccid paralysis" — they look alike and are easy to interchange. | 💎 PNC Pearl: Blocking inhibitory neurotransmitters causing spastic paralysis → Tetanospasmin blocks GABA/glycine, causing rigidity and spasms</w:t>
       </w:r>
     </w:p>
     <w:p>
@@ -2014,7 +2014,7 @@
     </w:p>
     <w:p>
       <w:r>
-        <w:t>Solution: Elevation and compression relieve symptoms.</w:t>
+        <w:t>Solution: ✅ Correct Answer: A. Elevate the legs and wear compression stockings | 🧠 Clinical Rationale: Elevation and compression relieve symptoms. | ❌ Why Not Others? | B — Stand for long periods: not the appropriate nursing action here | C — Cross the legs: not the appropriate nursing action here | D — Avoid walking: not the appropriate nursing action here | ⚠️ Exam Trap: Don’t confuse "Elevate the legs and wear compression stockings" with "Cross the legs" — they look alike and are easy to interchange. | 💎 PNC Pearl: Elevate the legs and wear compression stockings → Elevation and compression relieve symptoms</w:t>
       </w:r>
     </w:p>
     <w:p>
@@ -2059,7 +2059,7 @@
     </w:p>
     <w:p>
       <w:r>
-        <w:t>Solution: Hypoxic-ischaemic encephalopathy follows perinatal asphyxia; therapeutic hypothermia improves outcome.</w:t>
+        <w:t>Solution: ✅ Correct Answer: A. Intrapartum hypoxia-ischaemia | 🧠 Clinical Rationale: Hypoxic-ischaemic encephalopathy follows perinatal asphyxia; therapeutic hypothermia improves outcome. | ❌ Why Not Others? | B — Genetic disease: not the appropriate nursing action here | C — Diet: INH depletes B6; supplement to prevent neuropathy. | D — Vaccination: Absence of a scar does not mean no protection; check vaccination records. | ⚠️ Exam Trap: Read the exact question — the correct fact and its look-alike options are easy to interchange. | 💎 PNC Pearl: Intrapartum hypoxia-ischaemia → Hypoxic-ischaemic encephalopathy follows perinatal asphyxia; therapeutic hypothermia improves outcome</w:t>
       </w:r>
     </w:p>
     <w:p>
@@ -2104,7 +2104,7 @@
     </w:p>
     <w:p>
       <w:r>
-        <w:t>Solution: Gentle care prevents further trauma.</w:t>
+        <w:t>Solution: ✅ Correct Answer: A. A soft sponge and prescribed rinses | 🧠 Clinical Rationale: Gentle care prevents further trauma. | ❌ Why Not Others? | B — A hard brush: not the appropriate nursing action here | C — Alcohol: Hepatitis B/C and alcohol cause most cirrhosis globally. | D — Nothing: Never induce vomiting after hydrocarbon ingestion — aspiration pneumonia risk; obtain urgent care. | ⚠️ Exam Trap: Read the exact question — the correct fact and its look-alike options are easy to interchange. | 💎 PNC Pearl: A soft sponge and prescribed rinses → Gentle care prevents further trauma</w:t>
       </w:r>
     </w:p>
     <w:p>
@@ -2149,7 +2149,7 @@
     </w:p>
     <w:p>
       <w:r>
-        <w:t>Solution: Burkitt lymphoma is linked to EBV and malaria in endemic areas.</w:t>
+        <w:t>Solution: ✅ Correct Answer: A. Burkitt lymphoma in endemic areas | 🧠 Clinical Rationale: Burkitt lymphoma is linked to EBV and malaria in endemic areas. | ❌ Why Not Others? | B — Hodgkin always: not the appropriate nursing action here | C — Leukaemia always: not the appropriate nursing action here | D — Diet: INH depletes B6; supplement to prevent neuropathy. | ⚠️ Exam Trap: Read the exact question — the correct fact and its look-alike options are easy to interchange. | 💎 PNC Pearl: Burkitt lymphoma in endemic areas → Burkitt lymphoma is linked to EBV and malaria in endemic areas</w:t>
       </w:r>
     </w:p>
     <w:p>
@@ -2194,7 +2194,7 @@
     </w:p>
     <w:p>
       <w:r>
-        <w:t>Solution: Consistent therapy controls BP.</w:t>
+        <w:t>Solution: ✅ Correct Answer: A. Take medications daily and monitor BP | 🧠 Clinical Rationale: Consistent therapy controls BP. | ❌ Why Not Others? | B — Stop drugs when BP normal: not the appropriate nursing action here | C — Skip doses: DOACs need adherence; INR is not used for dabigatran. | D — Only rest: not the appropriate nursing action here | ⚠️ Exam Trap: Read the exact question — the correct fact and its look-alike options are easy to interchange. | 💎 PNC Pearl: Take medications daily and monitor BP → Consistent therapy controls BP</w:t>
       </w:r>
     </w:p>
     <w:p>
@@ -2239,7 +2239,7 @@
     </w:p>
     <w:p>
       <w:r>
-        <w:t>Solution: Practise cultural humility.</w:t>
+        <w:t>Solution: ✅ Correct Answer: A. Assuming one's own culture is superior | 🧠 Clinical Rationale: Practise cultural humility. | ❌ Why Not Others? | B — Awareness: CBE and self-awareness detect early lumps; mammography for high-risk groups. | C — Diet: INH depletes B6; supplement to prevent neuropathy. | D — Exercise: Calcium, vitamin D, and fall prevention maintain bone health. | ⚠️ Exam Trap: Read the exact question — the correct fact and its look-alike options are easy to interchange. | 💎 PNC Pearl: Assuming one's own culture is superior → Practise cultural humility</w:t>
       </w:r>
     </w:p>
     <w:p>
@@ -2284,7 +2284,7 @@
     </w:p>
     <w:p>
       <w:r>
-        <w:t>Solution: Chemoreceptors drive ventilation in hypoxia.</w:t>
+        <w:t>Solution: ✅ Correct Answer: A. Low oxygen, high CO2, and low pH | 🧠 Clinical Rationale: Chemoreceptors drive ventilation in hypoxia. | ❌ Why Not Others? | B — High oxygen: not the appropriate nursing action here | C — Low glucose: not the appropriate nursing action here | D — High temperature: Cool rapidly and rehydrate; prevention with shade and fluids. | ⚠️ Exam Trap: Don’t confuse "Low oxygen, high CO2, and low pH" with "High oxygen" — they look alike and are easy to interchange. | 💎 PNC Pearl: Low oxygen, high CO2, and low pH → Chemoreceptors drive ventilation in hypoxia</w:t>
       </w:r>
     </w:p>
     <w:p>
@@ -2329,7 +2329,7 @@
     </w:p>
     <w:p>
       <w:r>
-        <w:t>Solution: Filarial worms cause lymphoedema and hydrocele via Culex mosquitoes.</w:t>
+        <w:t>Solution: ✅ Correct Answer: A. Wuchereria bancrofti (nematode) | 🧠 Clinical Rationale: Filarial worms cause lymphoedema and hydrocele via Culex mosquitoes. | ❌ Why Not Others? | B — Plasmodium: Malaria is caused by Plasmodium species (falciparum, vivax, malariae, ovale). | C — Leishmania: Visceral leishmaniasis is a protozoal infection via sandflies. | D — Amoeba: not the appropriate nursing action here | ⚠️ Exam Trap: Read the exact question — the correct fact and its look-alike options are easy to interchange. | 💎 PNC Pearl: Wuchereria bancrofti (nematode) → Filarial worms cause lymphoedema and hydrocele via Culex mosquitoes</w:t>
       </w:r>
     </w:p>
     <w:p>
@@ -2374,7 +2374,7 @@
     </w:p>
     <w:p>
       <w:r>
-        <w:t>Solution: Health depends on water, agriculture, education, and roads.</w:t>
+        <w:t>Solution: ✅ Correct Answer: A. Tackling social determinants (water, food, education) | 🧠 Clinical Rationale: Health depends on water, agriculture, education, and roads. | ❌ Why Not Others? | B — Isolation: Radioactive iodine requires temporary precautions with close contact and pregnancy avoidance. | C — Diet: INH depletes B6; supplement to prevent neuropathy. | D — Climate: NMSA promotes sustainable agriculture. | ⚠️ Exam Trap: Read the exact question — the correct fact and its look-alike options are easy to interchange. | 💎 PNC Pearl: Tackling social determinants (water, food, education) → Health depends on water, agriculture, education, and roads</w:t>
       </w:r>
     </w:p>
     <w:p>
@@ -2419,7 +2419,7 @@
     </w:p>
     <w:p>
       <w:r>
-        <w:t>Solution: Dehydration raises lithium levels dangerously.</w:t>
+        <w:t>Solution: ✅ Correct Answer: A. Maintain adequate fluid and salt intake | 🧠 Clinical Rationale: Dehydration raises lithium levels dangerously. | ❌ Why Not Others? | B — Restrict all fluids: not the appropriate nursing action here | C — Eat only dry food: not the appropriate nursing action here | D — Avoid all vegetables: not the appropriate nursing action here | ⚠️ Exam Trap: Read the exact question — the correct fact and its look-alike options are easy to interchange. | 💎 PNC Pearl: Maintain adequate fluid and salt intake → Dehydration raises lithium levels dangerously</w:t>
       </w:r>
     </w:p>
     <w:p>
@@ -2464,7 +2464,7 @@
     </w:p>
     <w:p>
       <w:r>
-        <w:t>Solution: Leucovorin rescues cells from methotrexate.</w:t>
+        <w:t>Solution: ✅ Correct Answer: A. Leucovorin (folinic acid) | 🧠 Clinical Rationale: Leucovorin rescues cells from methotrexate. | ❌ Why Not Others? | B — Vitamin K: Reverses warfarin's effect. | C — N-acetylcysteine: NAC restores glutathione to prevent liver damage. | D — Atropine: Raises the heart rate in symptomatic bradycardia. | ⚠️ Exam Trap: Read the exact question — the correct fact and its look-alike options are easy to interchange. | 💎 PNC Pearl: Leucovorin (folinic acid) → Leucovorin rescues cells from methotrexate</w:t>
       </w:r>
     </w:p>
     <w:p>
@@ -2509,7 +2509,7 @@
     </w:p>
     <w:p>
       <w:r>
-        <w:t>Solution: Hookworm and poor iron intake cause anaemia; deworming and iron supplementation help.</w:t>
+        <w:t>Solution: ✅ Correct Answer: A. Iron deficiency and hookworm | 🧠 Clinical Rationale: Hookworm and poor iron intake cause anaemia; deworming and iron supplementation help. | ❌ Why Not Others? | B — Thalassaemia always: not the appropriate nursing action here | C — Sickle cell always: not the appropriate nursing action here | D — Diet: INH depletes B6; supplement to prevent neuropathy. | ⚠️ Exam Trap: Read the exact question — the correct fact and its look-alike options are easy to interchange. | 💎 PNC Pearl: Iron deficiency and hookworm → Hookworm and poor iron intake cause anaemia; deworming and iron supplementation help</w:t>
       </w:r>
     </w:p>
     <w:p>
@@ -2554,7 +2554,7 @@
     </w:p>
     <w:p>
       <w:r>
-        <w:t>Solution: Live vaccines give strong immunity but are contraindicated in severe immunodeficiency.</w:t>
+        <w:t>Solution: ✅ Correct Answer: A. BCG, OPV, and MMR | 🧠 Clinical Rationale: Live vaccines give strong immunity but are contraindicated in severe immunodeficiency. | ❌ Why Not Others? | B — Hepatitis B: HBIG plus vaccine protects after HBV exposure. | C — DPT: UIP achieved polio eradication and reduced measles deaths. | D — Hib: Vaccines, exclusive breastfeeding, and reduced indoor smoke prevent pneumonia. | ⚠️ Exam Trap: Read the exact question — the correct fact and its look-alike options are easy to interchange. | 💎 PNC Pearl: BCG, OPV, and MMR → Live vaccines give strong immunity but are contraindicated in severe immunodeficiency</w:t>
       </w:r>
     </w:p>
     <w:p>
@@ -2599,7 +2599,7 @@
     </w:p>
     <w:p>
       <w:r>
-        <w:t>Solution: Respect valid DNR orders and focus on comfort.</w:t>
+        <w:t>Solution: ✅ Correct Answer: A. Follow documented wishes and provide comfort care | 🧠 Clinical Rationale: Respect valid DNR orders and focus on comfort. | ❌ Why Not Others? | B — Resuscitate regardless: a true statement, but the question asks for the INCORRECT one | C — Ignore orders: a true statement, but the question asks for the INCORRECT one | D — Decide alone: a true statement, but the question asks for the INCORRECT one | ⚠️ Exam Trap: This question asks for the INCORRECT/odd one out — do not pick the true statements. | 💎 PNC Pearl: Follow documented wishes and provide comfort care → Respect valid DNR orders and focus on comfort</w:t>
       </w:r>
     </w:p>
     <w:p>
@@ -2644,7 +2644,7 @@
     </w:p>
     <w:p>
       <w:r>
-        <w:t>Solution: Rheumatic valve disease progresses silently.</w:t>
+        <w:t>Solution: ✅ Correct Answer: A. Murmurs, fever, and heart failure signs | 🧠 Clinical Rationale: Rheumatic valve disease progresses silently. | ❌ Why Not Others? | B — Only appetite: not the appropriate nursing action here | C — Only sleep: not the appropriate nursing action here | D — Nothing: Never induce vomiting after hydrocarbon ingestion — aspiration pneumonia risk; obtain urgent care. | ⚠️ Exam Trap: Read the exact question — the correct fact and its look-alike options are easy to interchange. | 💎 PNC Pearl: Murmurs, fever, and heart failure signs → Rheumatic valve disease progresses silently</w:t>
       </w:r>
     </w:p>
     <w:p>
@@ -2689,7 +2689,7 @@
     </w:p>
     <w:p>
       <w:r>
-        <w:t>Solution: Adrenaline is given in cardiac arrest per ACLS.</w:t>
+        <w:t>Solution: ✅ Correct Answer: A. Adrenaline (epinephrine) | 🧠 Clinical Rationale: Adrenaline is given in cardiac arrest per ACLS. | ❌ Why Not Others? | B — Morphine: Severe pancreatic pain needs parenteral opioids; avoid anticholinergics that worsen ileus. — not the first drug | C — Atropine: Raises the heart rate in symptomatic bradycardia. — not the first drug | D — Diazepam: Benzodiazepines (lorazepam 0.1 mg/kg) are first-line; then phenytoin/fosphenytoin. — not the first drug | ⚠️ Exam Trap: In priority questions, choose the immediate life-saving nursing action before notification, investigation, or documentation. | 🩺 Clinical Thinking: Recognize → Stabilize → Reassess → Escalate | 💎 PNC Pearl: Adrenaline (epinephrine) = the first drug</w:t>
       </w:r>
     </w:p>
     <w:p>
@@ -2734,7 +2734,7 @@
     </w:p>
     <w:p>
       <w:r>
-        <w:t>Solution: Validate concerns and channel into action and support.</w:t>
+        <w:t>Solution: ✅ Correct Answer: A. Distress about environmental threats | 🧠 Clinical Rationale: Validate concerns and channel into action and support. | ❌ Why Not Others? | B — Weather alone: not the appropriate nursing action here | C — Diet: INH depletes B6; supplement to prevent neuropathy. | D — Exercise: Calcium, vitamin D, and fall prevention maintain bone health. | ⚠️ Exam Trap: Read the exact question — the correct fact and its look-alike options are easy to interchange. | 💎 PNC Pearl: Distress about environmental threats → Validate concerns and channel into action and support</w:t>
       </w:r>
     </w:p>
     <w:p>
@@ -2779,7 +2779,7 @@
     </w:p>
     <w:p>
       <w:r>
-        <w:t>Solution: Wundt opened the first psychology laboratory in 1879.</w:t>
+        <w:t>Solution: ✅ Correct Answer: A. Wilhelm Wundt | 🧠 Clinical Rationale: Wundt opened the first psychology laboratory in 1879. | ❌ Why Not Others? | B — Freud: Developed psychoanalysis with the unconscious mind at its core. | C — Pavlov: Dog experiments demonstrated stimulus-response learning. | D — Skinner: Watson founded behaviourism; Skinner refined operant conditioning. | ⚠️ Exam Trap: Read the exact question — the correct fact and its look-alike options are easy to interchange. | 💎 PNC Pearl: Wilhelm Wundt → Wundt opened the first psychology laboratory in 1879</w:t>
       </w:r>
     </w:p>
     <w:p>
@@ -2824,7 +2824,7 @@
     </w:p>
     <w:p>
       <w:r>
-        <w:t>Solution: S. pneumoniae and H. influenzae are the leading bacterial causes; ARI case management saves lives.</w:t>
+        <w:t>Solution: ✅ Correct Answer: A. Streptococcus pneumoniae | 🧠 Clinical Rationale: S. pneumoniae and H. influenzae are the leading bacterial causes; ARI case management saves lives. | ❌ Why Not Others? | B — Measles virus always: not the appropriate nursing action here | C — Malaria: Remains the most widespread vector-borne disease. | D — Trauma: Birth trauma, episiotomy pain, and epidurals impair bladder sensation; monitor voiding closely. | ⚠️ Exam Trap: Read the exact question — the correct fact and its look-alike options are easy to interchange. | 💎 PNC Pearl: Streptococcus pneumoniae → S. pneumoniae and H. influenzae are the leading bacterial causes; ARI case management saves lives</w:t>
       </w:r>
     </w:p>
     <w:p>
@@ -2869,7 +2869,7 @@
     </w:p>
     <w:p>
       <w:r>
-        <w:t>Solution: DI causes excessive urine output.</w:t>
+        <w:t>Solution: ✅ Correct Answer: A. Polyuria, thirst, and fluid balance | 🧠 Clinical Rationale: DI causes excessive urine output. | ❌ Why Not Others? | B — Oliguria: Oliguria = 400 ml per day | C — Weight gain: Low metabolism causes cold intolerance, weight gain, and bradycardia. | D — Bradycardia: Bradycardia = 60 beats per minute | ⚠️ Exam Trap: Read the exact question — the correct fact and its look-alike options are easy to interchange. | 💎 PNC Pearl: Polyuria, thirst, and fluid balance → DI causes excessive urine output</w:t>
       </w:r>
     </w:p>
     <w:p>
@@ -2914,7 +2914,7 @@
     </w:p>
     <w:p>
       <w:r>
-        <w:t>Solution: Vitamin A maintains vision and epithelium; deficiency blinds.</w:t>
+        <w:t>Solution: ✅ Correct Answer: A. Night blindness and xerophthalmia | 🧠 Clinical Rationale: Vitamin A maintains vision and epithelium; deficiency blinds. | ❌ Why Not Others? | B — Scurvy: Bleeding gums, poor wound healing, and petechiae from defective collagen. | C — Rickets: Causes bowed legs and poor mineralization. | D — Pellagra: Is the 3-D disease from niacin deficiency. | ⚠️ Exam Trap: Read the exact question — the correct fact and its look-alike options are easy to interchange. | 💎 PNC Pearl: Night blindness and xerophthalmia → Vitamin A maintains vision and epithelium; deficiency blinds</w:t>
       </w:r>
     </w:p>
     <w:p>
@@ -2959,7 +2959,7 @@
     </w:p>
     <w:p>
       <w:r>
-        <w:t>Solution: Acyclovir is an antiviral for herpes.</w:t>
+        <w:t>Solution: ✅ Correct Answer: A. Herpes infections | 🧠 Clinical Rationale: Acyclovir is an antiviral for herpes. | ❌ Why Not Others? | B — Bacterial pneumonia: not the appropriate nursing action here | C — Malaria: Remains the most widespread vector-borne disease. | D — Tuberculosis: TB is the leading airborne killer; case finding and DOTS cure it. | ⚠️ Exam Trap: Read the exact question — the correct fact and its look-alike options are easy to interchange. | 💎 PNC Pearl: Herpes infections → Acyclovir is an antiviral for herpes</w:t>
       </w:r>
     </w:p>
     <w:p>
@@ -3004,7 +3004,7 @@
     </w:p>
     <w:p>
       <w:r>
-        <w:t>Solution: Bacteriostatic drugs stop growth; bactericidal kill.</w:t>
+        <w:t>Solution: ✅ Correct Answer: A. Inhibits bacterial growth without killing | 🧠 Clinical Rationale: Bacteriostatic drugs stop growth; bactericidal kill. | ❌ Why Not Others? | B — Kills bacteria: Bactericidal agents destroy bacteria. | C — Kills spores: not the appropriate nursing action here | D — Neutralises viruses: not the appropriate nursing action here | ⚠️ Exam Trap: Read the exact question — the correct fact and its look-alike options are easy to interchange. | 💎 PNC Pearl: Inhibits bacterial growth without killing → Bacteriostatic drugs stop growth; bactericidal kill</w:t>
       </w:r>
     </w:p>
     <w:p>
@@ -3049,7 +3049,7 @@
     </w:p>
     <w:p>
       <w:r>
-        <w:t>Solution: Ureters connect kidneys to the bladder.</w:t>
+        <w:t>Solution: ✅ Correct Answer: A. Kidneys to the bladder | 🧠 Clinical Rationale: Ureters connect kidneys to the bladder. | ❌ Why Not Others? | B — Bladder to the outside: not the appropriate nursing action here | C — Kidney to the kidney: not the appropriate nursing action here | D — Liver to the kidney: not the appropriate nursing action here | ⚠️ Exam Trap: Don’t confuse "Kidneys to the bladder" with "Bladder to the outside" — they look alike and are easy to interchange. | 💎 PNC Pearl: Kidneys to the bladder → Ureters connect</w:t>
       </w:r>
     </w:p>
     <w:p>
@@ -3094,7 +3094,7 @@
     </w:p>
     <w:p>
       <w:r>
-        <w:t>Solution: The family first socialises the child.</w:t>
+        <w:t>Solution: ✅ Correct Answer: A. Family | 🧠 Clinical Rationale: The family first socialises the child. | ❌ Why Not Others? | B — School: Bullying links to depression and suicide; address climate. | C — Peer group: not the appropriate nursing action here | D — Media: Aminoglycosides, NSAIDs, and radiocontrast agents are common nephrotoxins. | ⚠️ Exam Trap: Read the exact question — the correct fact and its look-alike options are easy to interchange. | 💎 PNC Pearl: Family → first socialises the child</w:t>
       </w:r>
     </w:p>
     <w:p>
@@ -3139,7 +3139,7 @@
     </w:p>
     <w:p>
       <w:r>
-        <w:t>Solution: Standard precautions apply to all body fluids.</w:t>
+        <w:t>Solution: ✅ Correct Answer: A. All blood and body fluids | 🧠 Clinical Rationale: Standard precautions apply to all body fluids. | ❌ Why Not Others? | B — Only visible blood: not the appropriate nursing action here | C — Only urine: not the appropriate nursing action here | D — Only saliva: not the appropriate nursing action here | ⚠️ Exam Trap: Read the exact question — the correct fact and its look-alike options are easy to interchange. | 💎 PNC Pearl: All blood and body fluids → Standard precautions apply to all body fluids</w:t>
       </w:r>
     </w:p>
     <w:p>
@@ -3184,7 +3184,7 @@
     </w:p>
     <w:p>
       <w:r>
-        <w:t>Solution: AUDIT identifies hazardous drinking.</w:t>
+        <w:t>Solution: ✅ Correct Answer: A. Alcohol use screening | 🧠 Clinical Rationale: AUDIT identifies hazardous drinking. | ❌ Why Not Others? | B — Depression screening: EPDS is validated for perinatal women. | C — Diet: INH depletes B6; supplement to prevent neuropathy. | D — Exercise: Calcium, vitamin D, and fall prevention maintain bone health. | ⚠️ Exam Trap: Read the exact question — the correct fact and its look-alike options are easy to interchange. | 💎 PNC Pearl: Alcohol use screening → AUDIT identifies hazardous drinking</w:t>
       </w:r>
     </w:p>
     <w:p>
@@ -3229,7 +3229,7 @@
     </w:p>
     <w:p>
       <w:r>
-        <w:t>Solution: Hypotension, cough, and hyperkalaemia need attention.</w:t>
+        <w:t>Solution: ✅ Correct Answer: A. Rise slowly and report persistent cough | 🧠 Clinical Rationale: Hypotension, cough, and hyperkalaemia need attention. | ❌ Why Not Others? | B — Take with potassium supplements: not the appropriate nursing action here | C — Skip doses: DOACs need adherence; INR is not used for dabigatran. | D — Double the dose: not the appropriate nursing action here | ⚠️ Exam Trap: Read the exact question — the correct fact and its look-alike options are easy to interchange. | 💎 PNC Pearl: Rise slowly and report persistent cough → Hypotension, cough, and hyperkalaemia need attention</w:t>
       </w:r>
     </w:p>
     <w:p>
@@ -3274,7 +3274,7 @@
     </w:p>
     <w:p>
       <w:r>
-        <w:t>Solution: The hymen partially covers the vaginal opening and is perforated for menstrual flow.</w:t>
+        <w:t>Solution: ✅ Correct Answer: A. A thin membrane at the vaginal introitus | 🧠 Clinical Rationale: The hymen partially covers the vaginal opening and is perforated for menstrual flow. | ❌ Why Not Others? | B — Part of the uterus: not the appropriate nursing action here | C — A ligament: not the appropriate nursing action here | D — A gland: not the appropriate nursing action here | ⚠️ Exam Trap: Read the exact question — the correct fact and its look-alike options are easy to interchange. | 💎 PNC Pearl: A thin membrane at the vaginal introitus → The hymen partially covers the vaginal opening and is perforated for menstrual flow</w:t>
       </w:r>
     </w:p>
     <w:p>
@@ -3319,7 +3319,7 @@
     </w:p>
     <w:p>
       <w:r>
-        <w:t>Solution: Caput is oedema of the presenting part crossing sutures, resolving in 2-3 days; cephalhaematoma respects sutures.</w:t>
+        <w:t>Solution: ✅ Correct Answer: A. Crosses suture lines and resolves within days | 🧠 Clinical Rationale: Caput is oedema of the presenting part crossing sutures, resolving in 2-3 days; cephalhaematoma respects sutures. | ❌ Why Not Others? | B — Never resolves: not the appropriate nursing action here | C — Is always infected: not the appropriate nursing action here | D — Requires aspiration: not the appropriate nursing action here | ⚠️ Exam Trap: Read the exact question — the correct fact and its look-alike options are easy to interchange. | 💎 PNC Pearl: Crosses suture lines and resolves within days → Caput is oedema of the presenting part crossing sutures, resolving in 2-3 days; cephalhaematoma respects sutures</w:t>
       </w:r>
     </w:p>
     <w:p>
@@ -3364,7 +3364,7 @@
     </w:p>
     <w:p>
       <w:r>
-        <w:t>Solution: Aflatoxins from Aspergillus damage the liver; proper storage prevents them.</w:t>
+        <w:t>Solution: ✅ Correct Answer: A. Mouldy stored grains and peanuts | 🧠 Clinical Rationale: Aflatoxins from Aspergillus damage the liver; proper storage prevents them. | ❌ Why Not Others? | B — Fresh vegetables: not the appropriate nursing action here | C — Milk: B12 is found only in animal products; vegetarians are at risk. | D — Eggs: Cook eggs thoroughly and refrigerate. | ⚠️ Exam Trap: Read the exact question — the correct fact and its look-alike options are easy to interchange. | 💎 PNC Pearl: Mouldy stored grains and peanuts → Aflatoxins from Aspergillus damage the liver; proper storage prevents them</w:t>
       </w:r>
     </w:p>
     <w:p>
@@ -3409,7 +3409,7 @@
     </w:p>
     <w:p>
       <w:r>
-        <w:t>Solution: Staffing, supervision, and self-care protect workers.</w:t>
+        <w:t>Solution: ✅ Correct Answer: A. High workload and insufficient support | 🧠 Clinical Rationale: Staffing, supervision, and self-care protect workers. | ❌ Why Not Others? | B — Laziness: not the appropriate nursing action here | C — Diet: INH depletes B6; supplement to prevent neuropathy. | D — Climate: NMSA promotes sustainable agriculture. | ⚠️ Exam Trap: Read the exact question — the correct fact and its look-alike options are easy to interchange. | 💎 PNC Pearl: High workload and insufficient support → Staffing, supervision, and self-care protect workers</w:t>
       </w:r>
     </w:p>
     <w:p>
@@ -3454,7 +3454,7 @@
     </w:p>
     <w:p>
       <w:r>
-        <w:t>Solution: Anticoagulation prevents stroke in AF.</w:t>
+        <w:t>Solution: ✅ Correct Answer: A. Anticoagulation and pulse monitoring | 🧠 Clinical Rationale: Anticoagulation prevents stroke in AF. | ❌ Why Not Others? | B — Skipping drugs: not the appropriate nursing action here | C — Ignoring palpitations: not the appropriate nursing action here | D — Stopping warfarin: not the appropriate nursing action here | ⚠️ Exam Trap: Read the exact question — the correct fact and its look-alike options are easy to interchange. | 💎 PNC Pearl: Anticoagulation and pulse monitoring → Anticoagulation prevents stroke in AF</w:t>
       </w:r>
     </w:p>
     <w:p>
@@ -3499,7 +3499,7 @@
     </w:p>
     <w:p>
       <w:r>
-        <w:t>Solution: Digital balance and boundaries protect wellbeing.</w:t>
+        <w:t>Solution: ✅ Correct Answer: A. Comparison, cyberbullying, and sleep loss | 🧠 Clinical Rationale: Digital balance and boundaries protect wellbeing. | ❌ Why Not Others? | B — Connection only: not the appropriate nursing action here | C — Diet: INH depletes B6; supplement to prevent neuropathy. | D — Exercise: Calcium, vitamin D, and fall prevention maintain bone health. | ⚠️ Exam Trap: Read the exact question — the correct fact and its look-alike options are easy to interchange. | 💎 PNC Pearl: Comparison, cyberbullying, and sleep loss → Digital balance and boundaries protect wellbeing</w:t>
       </w:r>
     </w:p>
     <w:p>
@@ -3544,7 +3544,7 @@
     </w:p>
     <w:p>
       <w:r>
-        <w:t>Solution: S2-S4 mediate the voiding reflex.</w:t>
+        <w:t>Solution: ✅ Correct Answer: A. Sacral spinal cord | 🧠 Clinical Rationale: S2-S4 mediate the voiding reflex. | ❌ Why Not Others? | B — Medulla: The medulla contains vital centres. — not the correct location | C — Cerebellum: The cerebellum coordinates movement, posture, and balance. — not the correct location | D — Lumbar plexus: not the correct location | ⚠️ Exam Trap: Read the exact question — the correct fact and its look-alike options are easy to interchange. | 💎 PNC Pearl: Sacral spinal cord → S2-S4 mediate the voiding reflex</w:t>
       </w:r>
     </w:p>
     <w:p>
@@ -3589,7 +3589,7 @@
     </w:p>
     <w:p>
       <w:r>
-        <w:t>Solution: Follicular cells release thyroxine and triiodothyronine.</w:t>
+        <w:t>Solution: ✅ Correct Answer: A. T3 and T4 | 🧠 Clinical Rationale: Follicular cells release thyroxine and triiodothyronine. | ❌ Why Not Others? | B — PTH: not the appropriate nursing action here | C — Insulin: Beta cells secrete insulin; alpha cells glucagon. | D — Prolactin: From the anterior pituitary drives milk synthesis. | ⚠️ Exam Trap: Read the exact question — the correct fact and its look-alike options are easy to interchange. | 💎 PNC Pearl: T3 and T4 → Follicular cells release thyroxine and triiodothyronine</w:t>
       </w:r>
     </w:p>
     <w:p>
@@ -3634,7 +3634,7 @@
     </w:p>
     <w:p>
       <w:r>
-        <w:t>Solution: Peritubular cells of the kidney release EPO under hypoxia.</w:t>
+        <w:t>Solution: ✅ Correct Answer: A. Kidney | 🧠 Clinical Rationale: Peritubular cells of the kidney release EPO under hypoxia. | ❌ Why Not Others? | B — Liver: Vitamin K-dependent factors are synthesised in the liver. | C — Spleen: The spleen filters blood and recycles iron. | D — Bone marrow: Erythropoiesis occurs in red bone marrow. | ⚠️ Exam Trap: Read the exact question — the correct fact and its look-alike options are easy to interchange. | 💎 PNC Pearl: Kidney → Peritubular cells of release EPO under hypoxia</w:t>
       </w:r>
     </w:p>
     <w:p>
@@ -3679,7 +3679,7 @@
     </w:p>
     <w:p>
       <w:r>
-        <w:t>Solution: Up-and-back straightens the adult ear canal.</w:t>
+        <w:t>Solution: ✅ Correct Answer: A. Pulling the pinna up and back | 🧠 Clinical Rationale: Up-and-back straightens the adult ear canal. | ❌ Why Not Others? | B — Pulling it down: not the appropriate nursing action here | C — No manipulation: not the appropriate nursing action here | D — Pressing the tragus first: not the appropriate nursing action here | ⚠️ Exam Trap: Read the exact question — the correct fact and its look-alike options are easy to interchange. | 💎 PNC Pearl: Pulling the pinna up and back → Up-and-back straightens the adult ear canal</w:t>
       </w:r>
     </w:p>
     <w:p>
@@ -3724,7 +3724,7 @@
     </w:p>
     <w:p>
       <w:r>
-        <w:t>Solution: Monitor weight gain; sudden gain with oedema may signal pre-eclampsia.</w:t>
+        <w:t>Solution: ✅ Correct Answer: A. Fluid retention and excess caloric intake | 🧠 Clinical Rationale: Monitor weight gain; sudden gain with oedema may signal pre-eclampsia. | ❌ Why Not Others? | B — Twin pregnancy always: not the appropriate nursing action here | C — Diabetes always: not the appropriate nursing action here | D — Infection: Loss of immunoglobulins predisposes to peritonitis and cellulitis; also watch thrombosis. | ⚠️ Exam Trap: Read the exact question — the correct fact and its look-alike options are easy to interchange. | 💎 PNC Pearl: Fluid retention and excess caloric intake → Monitor weight gain; sudden gain with oedema may signal pre-eclampsia</w:t>
       </w:r>
     </w:p>
     <w:p>
@@ -3769,7 +3769,7 @@
     </w:p>
     <w:p>
       <w:r>
-        <w:t>Solution: RR is breaths per minute.</w:t>
+        <w:t>Solution: ✅ Correct Answer: A. Respiratory Rate | 🧠 Clinical Rationale: RR is breaths per minute. | ❌ Why Not Others? | B — Respiration Rhythm: not the appropriate nursing action here | C — Recovery Rate: not the appropriate nursing action here | D — Resting Rate: not the appropriate nursing action here | ⚠️ Exam Trap: Read the exact question — the correct fact and its look-alike options are easy to interchange. | 💎 PNC Pearl: Respiratory Rate → RR is breaths per minute</w:t>
       </w:r>
     </w:p>
     <w:p>
@@ -3814,7 +3814,7 @@
     </w:p>
     <w:p>
       <w:r>
-        <w:t>Solution: Breast and cervical cancers dominate; screening and early treatment save lives.</w:t>
+        <w:t>Solution: ✅ Correct Answer: A. Breast cancer (now) and cervical cancer | 🧠 Clinical Rationale: Breast and cervical cancers dominate; screening and early treatment save lives. | ❌ Why Not Others? | B — Lung cancer always: not the appropriate nursing action here | C — Stomach cancer always: not the appropriate nursing action here | D — Oral cancer: Tobacco-related oral cancer is the commonest cancer in Indian men. | ⚠️ Exam Trap: Read the exact question — the correct fact and its look-alike options are easy to interchange. | 💎 PNC Pearl: Breast cancer (now) and cervical cancer → Breast and cervical cancers dominate; screening and early treatment save lives</w:t>
       </w:r>
     </w:p>
     <w:p>
@@ -3859,7 +3859,7 @@
     </w:p>
     <w:p>
       <w:r>
-        <w:t>Solution: Consistent vitamin K intake and INR monitoring are essential.</w:t>
+        <w:t>Solution: ✅ Correct Answer: A. Avoid sudden changes in vitamin K intake and report bleeding | 🧠 Clinical Rationale: Consistent vitamin K intake and INR monitoring are essential. | ❌ Why Not Others? | B — Eat large salads daily: not the appropriate nursing action here | C — Take aspirin freely: not the appropriate nursing action here | D — Skip doses: DOACs need adherence; INR is not used for dabigatran. | ⚠️ Exam Trap: Read the exact question — the correct fact and its look-alike options are easy to interchange. | 💎 PNC Pearl: Avoid sudden changes in vitamin K intake and report bleeding → Consistent vitamin K intake and INR monitoring are essential</w:t>
       </w:r>
     </w:p>
     <w:p>
@@ -3904,7 +3904,7 @@
     </w:p>
     <w:p>
       <w:r>
-        <w:t>Solution: Consistent empty-stomach dosing maintains hormone levels.</w:t>
+        <w:t>Solution: ✅ Correct Answer: A. Take levothyroxine on an empty stomach daily | 🧠 Clinical Rationale: Consistent empty-stomach dosing maintains hormone levels. | ❌ Why Not Others? | B — Take with milk: not the appropriate nursing action here | C — Skip doses: DOACs need adherence; INR is not used for dabigatran. | D — Double doses: not the appropriate nursing action here | ⚠️ Exam Trap: Read the exact question — the correct fact and its look-alike options are easy to interchange. | 💎 PNC Pearl: Take levothyroxine on an empty stomach daily → Consistent empty-stomach dosing maintains hormone levels</w:t>
       </w:r>
     </w:p>
     <w:p>
@@ -3949,7 +3949,7 @@
     </w:p>
     <w:p>
       <w:r>
-        <w:t>Solution: Reassure and treat heavy bleeding; counsel on nutrition.</w:t>
+        <w:t>Solution: ✅ Correct Answer: A. Anovulatory cycles | 🧠 Clinical Rationale: Reassure and treat heavy bleeding; counsel on nutrition. | ❌ Why Not Others? | B — Tumour always: not the appropriate nursing action here | C — Diet: INH depletes B6; supplement to prevent neuropathy. | D — Exercise: Calcium, vitamin D, and fall prevention maintain bone health. | ⚠️ Exam Trap: Read the exact question — the correct fact and its look-alike options are easy to interchange. | 💎 PNC Pearl: Anovulatory cycles → Reassure and treat heavy bleeding; counsel on nutrition</w:t>
       </w:r>
     </w:p>
     <w:p>
@@ -3994,7 +3994,7 @@
     </w:p>
     <w:p>
       <w:r>
-        <w:t>Solution: Education supports treatment and quality of life.</w:t>
+        <w:t>Solution: ✅ Correct Answer: A. Smoking cessation and treatment side effects | 🧠 Clinical Rationale: Education supports treatment and quality of life. | ❌ Why Not Others? | B — Only diet: not the appropriate nursing action here | C — Only sleep: not the appropriate nursing action here | D — Nothing: Never induce vomiting after hydrocarbon ingestion — aspiration pneumonia risk; obtain urgent care. | ⚠️ Exam Trap: Read the exact question — the correct fact and its look-alike options are easy to interchange. | 💎 PNC Pearl: Smoking cessation and treatment side effects → Education supports treatment and quality of life</w:t>
       </w:r>
     </w:p>
     <w:p>
@@ -4039,7 +4039,7 @@
     </w:p>
     <w:p>
       <w:r>
-        <w:t>Solution: Fortified salt, wheat, rice, and oil reduce deficiencies.</w:t>
+        <w:t>Solution: ✅ Correct Answer: A. Adding micronutrients to staple foods | 🧠 Clinical Rationale: Fortified salt, wheat, rice, and oil reduce deficiencies. | ❌ Why Not Others? | B — Removing nutrients: not the appropriate nursing action here | C — Flavouring: not the appropriate nursing action here | D — Colouring: not the appropriate nursing action here | ⚠️ Exam Trap: Read the exact question — the correct fact and its look-alike options are easy to interchange. | 💎 PNC Pearl: Adding micronutrients to staple foods → Fortified salt, wheat, rice, and oil reduce deficiencies</w:t>
       </w:r>
     </w:p>
     <w:p>
@@ -4084,7 +4084,7 @@
     </w:p>
     <w:p>
       <w:r>
-        <w:t>Solution: Kilkaari engages communities in child health monitoring.</w:t>
+        <w:t>Solution: ✅ Correct Answer: A. Community-level monitoring of child health and nutrition | 🧠 Clinical Rationale: Kilkaari engages communities in child health monitoring. | ❌ Why Not Others? | B — School feeding: not the appropriate nursing action here | C — Vaccine delivery: not the appropriate nursing action here | D — Water testing: not the appropriate nursing action here | ⚠️ Exam Trap: Read the exact question — the correct fact and its look-alike options are easy to interchange. | 💎 PNC Pearl: Community-level monitoring of child health and nutrition → Kilkaari engages communities in child health monitoring</w:t>
       </w:r>
     </w:p>
     <w:p>
@@ -4129,7 +4129,7 @@
     </w:p>
     <w:p>
       <w:r>
-        <w:t>Solution: TFR is the average children per woman.</w:t>
+        <w:t>Solution: ✅ Correct Answer: A. Total Fertility Rate | 🧠 Clinical Rationale: TFR is the average children per woman. | ❌ Why Not Others? | B — Total Fertility Ratio: not the appropriate nursing action here | C — Total Family Rate: not the appropriate nursing action here | D — Term Fertility Rate: not the appropriate nursing action here | ⚠️ Exam Trap: Don’t confuse "Total Fertility Rate" with "Total Fertility Ratio" — they look alike and are easy to interchange. | 💎 PNC Pearl: Total Fertility Rate → TFR is the average children per woman</w:t>
       </w:r>
     </w:p>
     <w:p>
@@ -4174,7 +4174,7 @@
     </w:p>
     <w:p>
       <w:r>
-        <w:t>Solution: Serious AEFIs require immediate reporting and investigation.</w:t>
+        <w:t>Solution: ✅ Correct Answer: A. Anaphylaxis, encephalopathy, and death | 🧠 Clinical Rationale: Serious AEFIs require immediate reporting and investigation. | ❌ Why Not Others? | B — Mild fever only: not the appropriate nursing action here | C — Sore arm: not the appropriate nursing action here | D — Fussiness: not the appropriate nursing action here | ⚠️ Exam Trap: Read the exact question — the correct fact and its look-alike options are easy to interchange. | 💎 PNC Pearl: Anaphylaxis, encephalopathy, and death → Serious AEFIs require immediate reporting and investigation</w:t>
       </w:r>
     </w:p>
     <w:p>
@@ -4219,7 +4219,7 @@
     </w:p>
     <w:p>
       <w:r>
-        <w:t>Solution: JSY incentivizes institutional delivery.</w:t>
+        <w:t>Solution: ✅ Correct Answer: A. Government or accredited private facilities | 🧠 Clinical Rationale: JSY incentivizes institutional delivery. | ❌ Why Not Others? | B — Only home delivery: not the appropriate nursing action here | C — Only private luxury hospitals: not the appropriate nursing action here | D — Only abroad: not the appropriate nursing action here | ⚠️ Exam Trap: Read the exact question — the correct fact and its look-alike options are easy to interchange. | 💎 PNC Pearl: Government or accredited private facilities → JSY incentivizes institutional delivery</w:t>
       </w:r>
     </w:p>
     <w:p>
@@ -4264,7 +4264,7 @@
     </w:p>
     <w:p>
       <w:r>
-        <w:t>Solution: NFHS-5 recorded SRB around 929, an improvement from earlier rounds.</w:t>
+        <w:t>Solution: ✅ Correct Answer: A. 929 females per 1000 males | 🧠 Clinical Rationale: NFHS-5 recorded SRB around 929, an improvement from earlier rounds. | ❌ Why Not Others? | B — 800: Incineration at high temperature destroys pathogens including sharps and anatomical waste. — an incorrect number | C — 1000: There is about one ASHA per 1000 population (per habitation in tribal areas). — an incorrect year | D — 850: an incorrect number | ⚠️ Exam Trap: Don’t confuse "929 females per 1000 males" with "1000" — they look alike and are easy to interchange. | 💎 PNC Pearl: 929 females per 1000 males → NFHS-5 recorded SRB around 929, an improvement from earlier rounds</w:t>
       </w:r>
     </w:p>
     <w:p>
@@ -4309,7 +4309,7 @@
     </w:p>
     <w:p>
       <w:r>
-        <w:t>Solution: MAA (2016) intensifies breastfeeding promotion.</w:t>
+        <w:t>Solution: ✅ Correct Answer: A. Exclusive breastfeeding and infant feeding practices | 🧠 Clinical Rationale: MAA (2016) intensifies breastfeeding promotion. | ❌ Why Not Others? | B — Formula feeding: not the appropriate nursing action here | C — Weaning early: not the appropriate nursing action here | D — Cow milk: Milk and egg are common allergens; identify and avoid. | ⚠️ Exam Trap: Read the exact question — the correct fact and its look-alike options are easy to interchange. | 💎 PNC Pearl: Exclusive breastfeeding and infant feeding practices → MAA (2016) intensifies breastfeeding promotion</w:t>
       </w:r>
     </w:p>
     <w:p>
@@ -4354,7 +4354,7 @@
     </w:p>
     <w:p>
       <w:r>
-        <w:t>Solution: PM-JAY covers about 10 crore poor families.</w:t>
+        <w:t>Solution: ✅ Correct Answer: A. 10 crore families (40 crore people) | 🧠 Clinical Rationale: PM-JAY covers about 10 crore poor families. | ❌ Why Not Others? | B — 1 crore families: not the appropriate nursing action here | C — 50 lakh families: not the appropriate nursing action here | D — 25 crore families: not the appropriate nursing action here | ⚠️ Exam Trap: Don’t confuse "10 crore families (40 crore people)" with "1 crore families" — they look alike and are easy to interchange. | 💎 PNC Pearl: 10 crore families (40 crore people) → PM-JAY covers about 10 crore poor families</w:t>
       </w:r>
     </w:p>
     <w:p>
@@ -4399,7 +4399,7 @@
     </w:p>
     <w:p>
       <w:r>
-        <w:t>Solution: NHM ensures free essential drugs at public facilities.</w:t>
+        <w:t>Solution: ✅ Correct Answer: A. Free essential medicines in public facilities | 🧠 Clinical Rationale: NHM ensures free essential drugs at public facilities. | ❌ Why Not Others? | B — Only vaccines: not the appropriate nursing action here | C — Only IV fluids: not the appropriate nursing action here | D — Private prescriptions: not the appropriate nursing action here | ⚠️ Exam Trap: Read the exact question — the correct fact and its look-alike options are easy to interchange. | 💎 PNC Pearl: Free essential medicines in public facilities → NHM ensures free essential drugs at public facilities</w:t>
       </w:r>
     </w:p>
     <w:p>
@@ -4444,7 +4444,7 @@
     </w:p>
     <w:p>
       <w:r>
-        <w:t>Solution: The NHP 2017 guides current health sector policy.</w:t>
+        <w:t>Solution: ✅ Correct Answer: A. 2017 | 🧠 Clinical Rationale: The NHP 2017 guides current health sector policy. | ❌ Why Not Others? | B — 2002: Screening tools identify at-risk patients for intervention. — an incorrect year | C — 2010: NP-NCD (2010) addresses hypertension, diabetes, CVD, stroke, and common cancers. — an incorrect year | D — 2020: The ₹20 lakh crore package came in May 2020. — an incorrect year | ⚠️ Exam Trap: Never guess years — fix each year to its exact event before choosing. | 💎 PNC Pearl: 2017 → The NHP guides current health sector policy</w:t>
       </w:r>
     </w:p>
     <w:p>
@@ -4489,7 +4489,7 @@
     </w:p>
     <w:p>
       <w:r>
-        <w:t>Solution: Pink cards identify high-risk mothers for follow-up.</w:t>
+        <w:t>Solution: ✅ Correct Answer: A. High-risk pregnancy requiring special care | 🧠 Clinical Rationale: Pink cards identify high-risk mothers for follow-up. | ❌ Why Not Others? | B — Normal pregnancy: not the appropriate nursing action here | C — Twin pregnancy only: not the appropriate nursing action here | D — Elderly woman: not the appropriate nursing action here | ⚠️ Exam Trap: Read the exact question — the correct fact and its look-alike options are easy to interchange. | 💎 PNC Pearl: High-risk pregnancy requiring special care → Pink cards identify high-risk mothers for follow-up</w:t>
       </w:r>
     </w:p>
     <w:p>
@@ -4534,7 +4534,7 @@
     </w:p>
     <w:p>
       <w:r>
-        <w:t>Solution: IYCF counselling improves feeding practices.</w:t>
+        <w:t>Solution: ✅ Correct Answer: A. Infant and Young Child Feeding | 🧠 Clinical Rationale: IYCF counselling improves feeding practices. | ❌ Why Not Others? | B — Infant Yearly Care Foundation: not the appropriate nursing action here | C — International Youth Child Fund: not the appropriate nursing action here | D — Infant and Youth Clinical Facility: not the appropriate nursing action here | ⚠️ Exam Trap: Read the exact question — the correct fact and its look-alike options are easy to interchange. | 💎 PNC Pearl: Infant and Young Child Feeding → IYCF counselling improves feeding practices</w:t>
       </w:r>
     </w:p>
     <w:p>
@@ -4579,7 +4579,7 @@
     </w:p>
     <w:p>
       <w:r>
-        <w:t>Solution: AMB covers 6 groups from children to adults.</w:t>
+        <w:t>Solution: ✅ Correct Answer: A. Children, adolescents, pregnant and lactating women, and adults | 🧠 Clinical Rationale: AMB covers 6 groups from children to adults. | ❌ Why Not Others? | B — Only farmers: not the appropriate nursing action here | C — Only students: not the appropriate nursing action here | D — Only soldiers: not the appropriate nursing action here | ⚠️ Exam Trap: Read the exact question — the correct fact and its look-alike options are easy to interchange. | 💎 PNC Pearl: Children, adolescents, pregnant and lactating women, and adults → AMB covers 6 groups from children to adults</w:t>
       </w:r>
     </w:p>
     <w:p>
@@ -4624,7 +4624,7 @@
     </w:p>
     <w:p>
       <w:r>
-        <w:t>Solution: CEmONC facilities handle obstetric emergencies and surgery.</w:t>
+        <w:t>Solution: ✅ Correct Answer: A. Comprehensive Emergency Obstetric and Newborn Care | 🧠 Clinical Rationale: CEmONC facilities handle obstetric emergencies and surgery. | ❌ Why Not Others? | B — Central Emergency Obstetric Nursing Care: not the appropriate nursing action here | C — Community Emergency Obstetric Newborn Care: not the appropriate nursing action here | D — Comprehensive Essential Obstetric Neonatal Care: not the appropriate nursing action here | ⚠️ Exam Trap: Don’t confuse "Comprehensive Emergency Obstetric and Newborn Care" with "Community Emergency Obstetric Newborn Care" — they look alike and are easy to interchange. | 💎 PNC Pearl: Comprehensive Emergency Obstetric and Newborn Care → CEmONC facilities handle obstetric emergencies and surgery</w:t>
       </w:r>
     </w:p>
     <w:p>
@@ -4669,7 +4669,7 @@
     </w:p>
     <w:p>
       <w:r>
-        <w:t>Solution: The EOC (PHEOC) coordinates national health emergency response.</w:t>
+        <w:t>Solution: ✅ Correct Answer: A. Pandemic and outbreak response | 🧠 Clinical Rationale: The EOC (PHEOC) coordinates national health emergency response. | ❌ Why Not Others? | B — Only elections: not the appropriate nursing action here | C — Only weather: not the appropriate nursing action here | D — Only traffic: not the appropriate nursing action here | ⚠️ Exam Trap: In priority questions, choose the immediate life-saving nursing action before notification, investigation, or documentation. | 🩺 Clinical Thinking: Recognize → Stabilize → Reassess → Escalate | 💎 PNC Pearl: Pandemic and outbreak response → The EOC (PHEOC) coordinates national health emergency response</w:t>
       </w:r>
     </w:p>
     <w:p>
@@ -4714,7 +4714,7 @@
     </w:p>
     <w:p>
       <w:r>
-        <w:t>Solution: District hospitals deliver secondary referral care.</w:t>
+        <w:t>Solution: ✅ Correct Answer: A. Secondary care | 🧠 Clinical Rationale: District hospitals deliver secondary referral care. | ❌ Why Not Others? | B — Primary care only: not the appropriate nursing action here | C — Tertiary care only: not the appropriate nursing action here | D — No care: not the appropriate nursing action here | ⚠️ Exam Trap: Read the exact question — the correct fact and its look-alike options are easy to interchange. | 💎 PNC Pearl: Secondary care → District hospitals deliver secondary referral care</w:t>
       </w:r>
     </w:p>
     <w:p>
@@ -4759,7 +4759,7 @@
     </w:p>
     <w:p>
       <w:r>
-        <w:t>Solution: SDF (2022) replaces reverse repo as the floor rate.</w:t>
+        <w:t>Solution: ✅ Correct Answer: A. Absorb surplus liquidity from banks | 🧠 Clinical Rationale: SDF (2022) replaces reverse repo as the floor rate. | ❌ Why Not Others? | B — Lend to banks: not the appropriate nursing action here | C — Fund projects: not the appropriate nursing action here | D — Print notes: not the appropriate nursing action here | ⚠️ Exam Trap: Read the exact question — the correct fact and its look-alike options are easy to interchange. | 💎 PNC Pearl: Absorb surplus liquidity from banks → SDF (2022) replaces reverse repo as the floor rate</w:t>
       </w:r>
     </w:p>
     <w:p>
@@ -4804,7 +4804,7 @@
     </w:p>
     <w:p>
       <w:r>
-        <w:t>Solution: India's G20 theme was 'Vasudhaiva Kutumbakam - One Earth, One Family, One Future'.</w:t>
+        <w:t>Solution: ✅ Correct Answer: A. Vasudhaiva Kutumbakam | 📰 Why: India's G20 theme was 'Vasudhaiva Kutumbakam - One Earth, One Family, One Future'. | ❌ Why Not Others? | B — One Earth, One Future: not the correct fact here | C — Building Back Better: not the correct fact here | D — People, Planet, Prosperity: not the correct fact here | ⚠️ Exam Trap: Read the exact question — the correct fact and its look-alike options are easy to interchange. | 💎 PNC CA Pearl: Vasudhaiva Kutumbakam → India's G20 theme was ' - One Earth, One Family, One Future'</w:t>
       </w:r>
     </w:p>
     <w:p>
@@ -4849,7 +4849,7 @@
     </w:p>
     <w:p>
       <w:r>
-        <w:t>Solution: The Jodhpur–Phalodi line is India's first desert railway.</w:t>
+        <w:t>Solution: ✅ Correct Answer: A. Being India's first desert (metre-gauge) line | 🧠 Explanation: The Jodhpur–Phalodi line is India's first desert railway. | ❌ Why Not Others? | B — High-speed trains: not the correct fact here | C — Underground track: not the correct fact here | D — Mountain tunnels: not the correct fact here | ⚠️ Exam Trap: Read the exact question — the correct fact and its look-alike options are easy to interchange. | 💎 PNC GK Pearl: Being India's first desert (metre-gauge) line → The Jodhpur–Phalodi line is India's first desert railway</w:t>
       </w:r>
     </w:p>
     <w:p>
@@ -4894,7 +4894,7 @@
     </w:p>
     <w:p>
       <w:r>
-        <w:t>Solution: Guru Shikhar, at 1,722 m, is the highest peak of the Aravallis.</w:t>
+        <w:t>Solution: ✅ Correct Answer: A. Guru Shikhar (Mount Abu) | 🧠 Clinical Rationale: Guru Shikhar, at 1,722 m, is the highest peak of the Aravallis. | ❌ Why Not Others? | B — Ser Peak: not the appropriate nursing action here | C — Abu Peak: not the appropriate nursing action here | D — Taragarh: not the appropriate nursing action here | ⚠️ Exam Trap: Read the exact question — the correct fact and its look-alike options are easy to interchange. | 💎 PNC Pearl: Guru Shikhar (Mount Abu) → Guru Shikhar, at 1,722 m is the highest peak of the Aravallis</w:t>
       </w:r>
     </w:p>
     <w:p>
@@ -4939,7 +4939,7 @@
     </w:p>
     <w:p>
       <w:r>
-        <w:t>Solution: Parallel cells supply more current.</w:t>
+        <w:t>Solution: ✅ Correct Answer: A. Increases current capacity | 🧠 Explanation: Parallel cells supply more current. | ❌ Why Not Others? | B — Increases voltage: Series cells add voltages. | C — Reduces current: not the correct fact here | D — No effect: not the correct fact here | ⚠️ Exam Trap: Read the exact question — the correct fact and its look-alike options are easy to interchange. | 💎 PNC GK Pearl: Increases current capacity → Parallel cells supply more current</w:t>
       </w:r>
     </w:p>
     <w:p>
@@ -4984,7 +4984,7 @@
     </w:p>
     <w:p>
       <w:r>
-        <w:t>Solution: O negative blood can be given to anyone.</w:t>
+        <w:t>Solution: ✅ Correct Answer: A. O negative | 🧠 Explanation: O negative blood can be given to anyone. | ❌ Why Not Others? | B — AB positive: not the correct fact here | C — A positive: not the correct fact here | D — B negative: not the correct fact here | ⚠️ Exam Trap: Nicknames/names are easy to interchange — match the exact entity asked in the question. | 💎 PNC GK Pearl: O negative → blood can be given to anyone</w:t>
       </w:r>
     </w:p>
     <w:p>
@@ -5029,7 +5029,7 @@
     </w:p>
     <w:p>
       <w:r>
-        <w:t>Solution: The Matsya festival honours the Matsya avatar in Alwar.</w:t>
+        <w:t>Solution: ✅ Correct Answer: A. Alwar | 📰 Why: The Matsya festival honours the Matsya avatar in Alwar. | ❌ Why Not Others? | B — Bikaner: not the correct fact here | C — Chittorgarh: not the correct fact here | D — Jhalawar: not the correct fact here | ⚠️ Exam Trap: Read the exact question — the correct fact and its look-alike options are easy to interchange. | 💎 PNC CA Pearl: The Matsya festival honours the Matsya avatar in Alwar.</w:t>
       </w:r>
     </w:p>
     <w:p>
@@ -5074,7 +5074,7 @@
     </w:p>
     <w:p>
       <w:r>
-        <w:t>Solution: Rakesh Sharma flew to space in 1984.</w:t>
+        <w:t>Solution: ✅ Correct Answer: A. Rakesh Sharma | 🧠 Clinical Rationale: Rakesh Sharma flew to space in 1984. | ❌ Why Not Others? | B — Kalpana Chawla: Flew on Columbia in 1997. — not the first Indian | C — Sunita Williams: not the first Indian | D — Vikram Sarabhai: not the first Indian | ⚠️ Exam Trap: Read the exact question — the correct fact and its look-alike options are easy to interchange. | 💎 PNC Pearl: Rakesh Sharma = the first Indian</w:t>
       </w:r>
     </w:p>
     <w:p>
@@ -5119,7 +5119,7 @@
     </w:p>
     <w:p>
       <w:r>
-        <w:t>Solution: MRI uses strong magnets and RF pulses.</w:t>
+        <w:t>Solution: ✅ Correct Answer: A. Magnetic fields and radio waves | 🧠 Explanation: MRI uses strong magnets and RF pulses. | ❌ Why Not Others? | B — X-rays: CT combines X-rays with computer reconstruction. | C — Ultrasound: not the correct fact here | D — Gamma rays: not the correct fact here | ⚠️ Exam Trap: Read the exact question — the correct fact and its look-alike options are easy to interchange. | 💎 PNC GK Pearl: Magnetic fields and radio waves → MRI uses strong magnets and RF pulses</w:t>
       </w:r>
     </w:p>
     <w:p>
@@ -5164,7 +5164,7 @@
     </w:p>
     <w:p>
       <w:r>
-        <w:t>Solution: World AMR Awareness Week is 18-24 November.</w:t>
+        <w:t>Solution: ✅ Correct Answer: A. November | 📰 Why: World AMR Awareness Week is 18-24 November. | ❌ Why Not Others? | B — January: Padma Awards are announced on Republic Day and conferred at Rashtrapati Bhavan. | C — April: World Health Day marks WHO's founding on 7 April 1948. | D — August: The Vikram lander touched down near the lunar south pole on 23 August 2023, making India the fourth nation... | ⚠️ Exam Trap: Read the exact question — the correct fact and its look-alike options are easy to interchange. | 💎 PNC CA Pearl: November → World AMR Awareness Week is 18-24</w:t>
       </w:r>
     </w:p>
     <w:p>
@@ -5209,7 +5209,7 @@
     </w:p>
     <w:p>
       <w:r>
-        <w:t>Solution: Ghatol is in Banswara.</w:t>
+        <w:t>Solution: ✅ Correct Answer: A. Banswara | 🧠 Explanation: Ghatol is in Banswara. | ❌ Why Not Others? | B — Dungarpur: The Som and Jakham rivers water Dungarpur. | C — Pratapgarh: Thewa is a unique gold-glass art of Pratapgarh. | D — Udaipur: Udaipur = Maharana Pratap | ⚠️ Exam Trap: Read the exact question — the correct fact and its look-alike options are easy to interchange. | 💎 PNC GK Pearl: Ghatol is in Banswara.</w:t>
       </w:r>
     </w:p>
     <w:p>
@@ -5254,7 +5254,7 @@
     </w:p>
     <w:p>
       <w:r>
-        <w:t>Solution: Rajasthan is the largest state by area.</w:t>
+        <w:t>Solution: ✅ Correct Answer: A. Area | 🧠 Clinical Rationale: Rajasthan is the largest state by area. | ❌ Why Not Others? | B — Population: There is about one ASHA per 1000 population (per habitation in tribal areas). — not the first | C — Forests: not the first | D — Rainfall: not the first | ⚠️ Exam Trap: Read the exact question — the correct fact and its look-alike options are easy to interchange. | 💎 PNC Pearl: Area = the first</w:t>
       </w:r>
     </w:p>
     <w:p>
@@ -5299,7 +5299,7 @@
     </w:p>
     <w:p>
       <w:r>
-        <w:t>Solution: Pushkar's Brahma temple is unique.</w:t>
+        <w:t>Solution: ✅ Correct Answer: A. The only Brahma temple in India | 🧠 Explanation: Pushkar's Brahma temple is unique. | ❌ Why Not Others? | B — Its marble: not the correct fact here | C — Camel breeding: not the correct fact here | D — Salt: Pachpadra has a salt lake in Barmer. | ⚠️ Exam Trap: Read the exact question — the correct fact and its look-alike options are easy to interchange. | 💎 PNC GK Pearl: The only Brahma temple in India → Pushkar's Brahma temple is unique</w:t>
       </w:r>
     </w:p>
     <w:p>
@@ -5344,7 +5344,7 @@
     </w:p>
     <w:p>
       <w:r>
-        <w:t>Solution: Zawar, near Udaipur, is a historic lead-zinc-silver mining centre.</w:t>
+        <w:t>Solution: ✅ Correct Answer: A. Silver and zinc production | 🧠 Explanation: Zawar, near Udaipur, is a historic lead-zinc-silver mining centre. | ❌ Why Not Others? | B — Diamond mining: not the correct fact here | C — Gold mining: not the correct fact here | D — Copper only: not the correct fact here | ⚠️ Exam Trap: Read the exact question — the correct fact and its look-alike options are easy to interchange. | 💎 PNC GK Pearl: Silver and zinc production → Zawar, near Udaipur is a historic lead-zinc-silver mining centre</w:t>
       </w:r>
     </w:p>
     <w:p>
@@ -5389,7 +5389,7 @@
     </w:p>
     <w:p>
       <w:r>
-        <w:t>Solution: CRR is the share of deposits kept with the RBI.</w:t>
+        <w:t>Solution: ✅ Correct Answer: A. A portion of deposits with the RBI | 🧠 Clinical Rationale: CRR is the share of deposits kept with the RBI. | ❌ Why Not Others? | B — Cash in their vaults only: not the appropriate nursing action here | C — Gold only: not the appropriate nursing action here | D — Bonds only: not the appropriate nursing action here | ⚠️ Exam Trap: Read the exact question — the correct fact and its look-alike options are easy to interchange. | 💎 PNC Pearl: A portion of deposits with the RBI → CRR is the share of deposits kept with the RBI</w:t>
       </w:r>
     </w:p>
     <w:p>
@@ -5434,7 +5434,7 @@
     </w:p>
     <w:p>
       <w:r>
-        <w:t>Solution: An orator is skilled at public speaking.</w:t>
+        <w:t>Solution: ✅ Correct Answer: A. Orator | 🧠 Grammar Rule: An orator is skilled at public speaking. | ❌ Why Not Others? | B — Speaker: not the correct answer here | C — Debater: not the correct answer here | D — Lecturer: not the correct answer here | ⚠️ Exam Trap: Read the exact question — the correct fact and its look-alike options are easy to interchange. | 📌 Rule to Remember: Orator → skilled at public speaking</w:t>
       </w:r>
     </w:p>
     <w:p>
@@ -5479,7 +5479,7 @@
     </w:p>
     <w:p>
       <w:r>
-        <w:t>Solution: 'Neither of' takes a singular verb.</w:t>
+        <w:t>Solution: ✅ Correct Answer: A. Neither of the answers is correct. | 🧠 Grammar Rule: 'Neither of' takes a singular verb. | ❌ Why Not Others? | B — Neither of the answers are correct.: not the correct answer here | C — Neither of the answer is correct.: not the correct answer here | D — Neither answer are correct.: not the correct answer here | ⚠️ Exam Trap: Don’t confuse "Neither of the answers is correct." with "Neither of the answers are correct." — they look alike and are easy to interchange. | 📌 Rule to Remember: Neither of the answers is correct. → Neither of' takes a singular verb</w:t>
       </w:r>
     </w:p>
     <w:p>
@@ -5524,7 +5524,7 @@
     </w:p>
     <w:p>
       <w:r>
-        <w:t>Solution: 'गायक' का स्त्रीलिंग 'गायिका' है।</w:t>
+        <w:t>Solution: ✅ Correct Answer: A. गायिका | 🧠 Grammar Rule: 'गायक' का स्त्रीलिंग 'गायिका' है। | ❌ Why Not Others? | B — गायकी: not the correct answer here | C — गायत्री: not the correct answer here | D — गायिकी: not the correct answer here | ⚠️ Exam Trap: Read the exact question — the correct fact and its look-alike options are easy to interchange. | 📌 Rule to Remember: गायिका → गायक' का स्त्रीलिंग ' ' है।</w:t>
       </w:r>
     </w:p>
     <w:p>
@@ -5569,7 +5569,7 @@
     </w:p>
     <w:p>
       <w:r>
-        <w:t>Solution: 'लाभ' का विलोम 'हानि' है।</w:t>
+        <w:t>Solution: ✅ Correct Answer: A. हानि | 🧠 Grammar Rule: 'लाभ' का विलोम 'हानि' है। | ❌ Why Not Others? | B — फायदा: not the correct answer here | C — लाभदायक: not the correct answer here | D — प्राप्ति: not the correct answer here | ⚠️ Exam Trap: Read the exact question — the correct fact and its look-alike options are easy to interchange. | 📌 Rule to Remember: हानि → लाभ' का विलोम ' ' है।</w:t>
       </w:r>
     </w:p>
     <w:p>
@@ -5614,7 +5614,7 @@
     </w:p>
     <w:p>
       <w:r>
-        <w:t>Solution: It means avoiding the direct topic.</w:t>
+        <w:t>Solution: ✅ Correct Answer: A. To avoid the main point | 🧠 Grammar Rule: It means avoiding the direct topic. | ❌ Why Not Others? | B — To garden: not the correct answer here | C — To hurry: not the correct answer here | D — To argue: not the correct answer here | ⚠️ Exam Trap: Read the exact question — the correct fact and its look-alike options are easy to interchange. | 📌 Rule to Remember: To avoid the main point → It means avoiding the direct topic</w:t>
       </w:r>
     </w:p>
     <w:p>
@@ -5659,7 +5659,7 @@
     </w:p>
     <w:p>
       <w:r>
-        <w:t>Solution: 'Confidentiality' is the noun.</w:t>
+        <w:t>Solution: ✅ Correct Answer: A. confidentiality | 🧠 Grammar Rule: 'Confidentiality' is the noun. | ❌ Why Not Others? | B — confident: not the correct answer here | C — confidence: not the correct answer here | D — confiding: not the correct answer here | ⚠️ Exam Trap: Don’t confuse "confidentiality" with "confident" — they look alike and are easy to interchange. | 📌 Rule to Remember: confidentiality → the noun</w:t>
       </w:r>
     </w:p>
     <w:p>
@@ -5704,7 +5704,7 @@
     </w:p>
     <w:p>
       <w:r>
-        <w:t>Solution: 'Familiar with' is correct.</w:t>
+        <w:t>Solution: ✅ Correct Answer: A. with | 🧠 Grammar Rule: 'Familiar with' is correct. | ❌ Why Not Others? | B — of: We say 'accused of' an offence. | C — to: Certain adjectives (senior, junior, superior, inferior) take 'to'. | D — about: It means not taking something literally or fully trusting it. | ⚠️ Exam Trap: Read the exact question — the correct fact and its look-alike options are easy to interchange. | 📌 Rule to Remember: with → Familiar ' is correct</w:t>
       </w:r>
     </w:p>
     <w:p>
@@ -5749,7 +5749,7 @@
     </w:p>
     <w:p>
       <w:r>
-        <w:t>Solution: 'Parliament' is correct.</w:t>
+        <w:t>Solution: ✅ Correct Answer: A. Parliament | 🧠 Grammar Rule: 'Parliament' is correct. | ❌ Why Not Others? | B — Parliment: not the correct answer here | C — Parliamant: not the correct answer here | D — Parleament: not the correct answer here | ⚠️ Exam Trap: Read the exact question — the correct fact and its look-alike options are easy to interchange. | 📌 Rule to Remember: 'Parliament' is correct.</w:t>
       </w:r>
     </w:p>
     <w:p>
@@ -5794,7 +5794,7 @@
     </w:p>
     <w:p>
       <w:r>
-        <w:t>Solution: 'स्वर' का अर्थ आवाज़ या ध्वनि है।</w:t>
+        <w:t>Solution: ✅ Correct Answer: A. आवाज़ | 🧠 Grammar Rule: 'स्वर' का अर्थ आवाज़ या ध्वनि है। | ❌ Why Not Others? | B — चित्र: not the correct answer here | C — रंग: 'वर्ण' का अर्थ अक्षर या रंग होता है। | D — रूप: not the correct answer here | ⚠️ Exam Trap: Read the exact question — the correct fact and its look-alike options are easy to interchange. | 📌 Rule to Remember: आवाज़ → स्वर' का अर्थ या ध्वनि है।</w:t>
       </w:r>
     </w:p>
     <w:p>
@@ -5839,7 +5839,7 @@
     </w:p>
     <w:p>
       <w:r>
-        <w:t>Solution: ग्रंथ + कार; थ् + क् का मिलन व्यंजन संधि है।</w:t>
+        <w:t>Solution: ✅ Correct Answer: A. व्यंजन संधि | 🧠 Grammar Rule: ग्रंथ + कार; थ् + क् का मिलन व्यंजन संधि है। | ❌ Why Not Others? | B — दीर्घ संधि: विद्या + आलय = विद्यालय; आ + आ = आ (दीर्घ संधि)। | C — वृद्धि संधि: सदा + एव = सदैव; आ + ए = ऐ (वृद्धि संधि)। | D — यण संधि: वि + आकरण = व्याकरण; इ + आ = या (यण संधि)। | ⚠️ Exam Trap: Read the exact question — the correct fact and its look-alike options are easy to interchange. | 📌 Rule to Remember: व्यंजन संधि → ग्रंथ + कार; थ् + क् का मिलन है।</w:t>
       </w:r>
     </w:p>
     <w:p>
@@ -5884,7 +5884,7 @@
     </w:p>
     <w:p>
       <w:r>
-        <w:t>Solution: 'म' वर्ण की आवृत्ति से अनुप्रास अलंकार।</w:t>
+        <w:t>Solution: ✅ Correct Answer: A. अनुप्रास अलंकार | 🧠 Grammar Rule: 'म' वर्ण की आवृत्ति से अनुप्रास अलंकार। | ❌ Why Not Others? | B — यमक अलंकार: 'कनक' शब्द की आवृत्ति अलग-अलग अर्थों में — यमक अलंकार। | C — श्लेष अलंकार: not the correct answer here | D — उपमा अलंकार: 'समान' शब्द के कारण उपमा अलंकार है। | ⚠️ Exam Trap: Read the exact question — the correct fact and its look-alike options are easy to interchange. | 📌 Rule to Remember: अनुप्रास अलंकार → म' वर्ण की आवृत्ति से ।</w:t>
       </w:r>
     </w:p>
     <w:p>
@@ -5929,7 +5929,7 @@
     </w:p>
     <w:p>
       <w:r>
-        <w:t>Solution: 'सम्राट' का स्त्रीलिंग 'साम्राज्ञी' है।</w:t>
+        <w:t>Solution: ✅ Correct Answer: A. साम्राज्ञी | 🧠 Grammar Rule: 'सम्राट' का स्त्रीलिंग 'साम्राज्ञी' है। | ❌ Why Not Others? | B — रानी: 'राजा' का स्त्रीलिंग 'रानी' है। | C — महारानी: not the correct answer here | D — राजकुमारी: not the correct answer here | ⚠️ Exam Trap: Read the exact question — the correct fact and its look-alike options are easy to interchange. | 📌 Rule to Remember: साम्राज्ञी → सम्राट' का स्त्रीलिंग ' ' है।</w:t>
       </w:r>
     </w:p>
     <w:p>
@@ -5974,7 +5974,7 @@
     </w:p>
     <w:p>
       <w:r>
-        <w:t>Solution: 'Liaison' has 'iai' in the middle.</w:t>
+        <w:t>Solution: ✅ Correct Answer: A. Liaison | 🧠 Grammar Rule: 'Liaison' has 'iai' in the middle. | ❌ Why Not Others? | B — Liason: not the correct answer here | C — Liasion: not the correct answer here | D — Liasone: not the correct answer here | ⚠️ Exam Trap: Read the exact question — the correct fact and its look-alike options are easy to interchange. | 📌 Rule to Remember: Liaison → has 'iai' in the middle</w:t>
       </w:r>
     </w:p>
     <w:p>
@@ -6019,7 +6019,7 @@
     </w:p>
     <w:p>
       <w:r>
-        <w:t>Solution: It means confronting the results of one's actions.</w:t>
+        <w:t>Solution: ✅ Correct Answer: A. To accept the consequences | 🧠 Grammar Rule: It means confronting the results of one's actions. | ❌ Why Not Others? | B — To enjoy music: not the correct answer here | C — To sing: not the correct answer here | D — To dance: not the correct answer here | ⚠️ Exam Trap: Read the exact question — the correct fact and its look-alike options are easy to interchange. | 📌 Rule to Remember: To accept the consequences → It means confronting the results of one's actions</w:t>
       </w:r>
     </w:p>
     <w:p>
@@ -6064,7 +6064,7 @@
     </w:p>
     <w:p>
       <w:r>
-        <w:t>Solution: 'बंदर' का स्त्रीलिंग 'बंदरिया' है।</w:t>
+        <w:t>Solution: ✅ Correct Answer: A. बंदरिया | 🧠 Grammar Rule: 'बंदर' का स्त्रीलिंग 'बंदरिया' है। | ❌ Why Not Others? | B — बंदरी: not the correct answer here | C — बंदरिनी: not the correct answer here | D — बंदरा: not the correct answer here | ⚠️ Exam Trap: Read the exact question — the correct fact and its look-alike options are easy to interchange. | 📌 Rule to Remember: बंदरिया → बंदर' का स्त्रीलिंग ' ' है।</w:t>
       </w:r>
     </w:p>
     <w:p>
@@ -6109,7 +6109,7 @@
     </w:p>
     <w:p>
       <w:r>
-        <w:t>Solution: Thermal paste improves heat transfer to the cooler.</w:t>
+        <w:t>Solution: ✅ Correct Answer: A. The heatsink | 🧠 Explanation: Thermal paste improves heat transfer to the cooler. | ❌ Why Not Others? | B — The motherboard: not the correct option here | C — The RAM: not the correct option here | D — The GPU only: not the correct option here | ⚠️ Exam Trap: Read the exact question — the correct fact and its look-alike options are easy to interchange. | 💎 PNC Pearl: The heatsink → Thermal paste improves heat transfer to the cooler</w:t>
       </w:r>
     </w:p>
     <w:p>
@@ -6154,7 +6154,7 @@
     </w:p>
     <w:p>
       <w:r>
-        <w:t>Solution: GDPR governs how EU residents' data is handled.</w:t>
+        <w:t>Solution: ✅ Correct Answer: A. Data privacy and protection | 🧠 Explanation: GDPR governs how EU residents' data is handled. | ❌ Why Not Others? | B — Computer speed: not the correct option here | C — Network cabling: not the correct option here | D — Screen size: not the correct option here | ⚠️ Exam Trap: Read the exact question — the correct fact and its look-alike options are easy to interchange. | 💎 PNC Pearl: Data privacy and protection → GDPR governs how EU residents' data is handled</w:t>
       </w:r>
     </w:p>
     <w:p>
@@ -6199,7 +6199,7 @@
     </w:p>
     <w:p>
       <w:r>
-        <w:t>Solution: Recycle Bin holds deleted items until emptied.</w:t>
+        <w:t>Solution: ✅ Correct Answer: A. Deleted files for possible recovery | 🧠 Explanation: Recycle Bin holds deleted items until emptied. | ❌ Why Not Others? | B — Copies of programs: not the correct option here | C — Temporary internet files: not the correct option here | D — System updates: not the correct option here | ⚠️ Exam Trap: Read the exact question — the correct fact and its look-alike options are easy to interchange. | 💎 PNC Pearl: Deleted files for possible recovery → Recycle Bin holds deleted items until emptied</w:t>
       </w:r>
     </w:p>
     <w:p>
@@ -6244,7 +6244,7 @@
     </w:p>
     <w:p>
       <w:r>
-        <w:t>Solution: The clock drives every CPU operation.</w:t>
+        <w:t>Solution: ✅ Correct Answer: A. Timing pulses that synchronise the CPU | 🧠 Explanation: The clock drives every CPU operation. | ❌ Why Not Others? | B — The screen colour: not the correct option here | C — The volume: not the correct option here | D — The wallpaper: not the correct option here | ⚠️ Exam Trap: Read the exact question — the correct fact and its look-alike options are easy to interchange. | 💎 PNC Pearl: Timing pulses that synchronise the CPU → The clock drives every CPU operation</w:t>
       </w:r>
     </w:p>
     <w:p>
@@ -6289,7 +6289,7 @@
     </w:p>
     <w:p>
       <w:r>
-        <w:t>Solution: git pull combines fetch and merge from the remote.</w:t>
+        <w:t>Solution: ✅ Correct Answer: A. Fetch and merge remote changes into the local branch | 🧠 Explanation: git pull combines fetch and merge from the remote. | ❌ Why Not Others? | B — Upload code: not the correct option here | C — Delete files: del removes files from the command prompt. | D — Start tests: not the correct option here | ⚠️ Exam Trap: Read the exact question — the correct fact and its look-alike options are easy to interchange. | 💎 PNC Pearl: Fetch and merge remote changes into the local branch → git pull combines fetch and merge from the remote</w:t>
       </w:r>
     </w:p>
     <w:p>
@@ -6334,7 +6334,7 @@
     </w:p>
     <w:p>
       <w:r>
-        <w:t>Solution: The PC tracks the next instruction to fetch.</w:t>
+        <w:t>Solution: ✅ Correct Answer: A. Program counter | 🧠 Explanation: The PC tracks the next instruction to fetch. | ❌ Why Not Others? | B — Accumulator: not the correct option here | C — Status register: not the correct option here | D — Stack pointer: not the correct option here | ⚠️ Exam Trap: Read the exact question — the correct fact and its look-alike options are easy to interchange. | 💎 PNC Pearl: Program counter → The PC tracks the next instruction to fetch</w:t>
       </w:r>
     </w:p>
     <w:p>
@@ -6379,7 +6379,7 @@
     </w:p>
     <w:p>
       <w:r>
-        <w:t>Solution: Blue teams protect; red teams attack.</w:t>
+        <w:t>Solution: ✅ Correct Answer: A. Defends systems against attacks | 🧠 Explanation: Blue teams protect; red teams attack. | ❌ Why Not Others? | B — Attacks systems: not the correct option here | C — Manages printers: not the correct option here | D — Writes documentation: not the correct option here | ⚠️ Exam Trap: Don’t confuse "Defends systems against attacks" with "Attacks systems" — they look alike and are easy to interchange. | 💎 PNC Pearl: Defends systems against attacks → Blue teams protect; red teams attack</w:t>
       </w:r>
     </w:p>
     <w:p>
@@ -6424,7 +6424,7 @@
     </w:p>
     <w:p>
       <w:r>
-        <w:t>Solution: Red teams test defences realistically.</w:t>
+        <w:t>Solution: ✅ Correct Answer: A. Simulates attacks to find weaknesses | 🧠 Explanation: Red teams test defences realistically. | ❌ Why Not Others? | B — Defends systems: Blue teams protect; red teams attack. | C — Only audits finances: not the correct option here | D — Only trains staff: not the correct option here | ⚠️ Exam Trap: Read the exact question — the correct fact and its look-alike options are easy to interchange. | 💎 PNC Pearl: Simulates attacks to find weaknesses → Red teams test defences realistically</w:t>
       </w:r>
     </w:p>
     <w:p>
@@ -6469,7 +6469,7 @@
     </w:p>
     <w:p>
       <w:r>
-        <w:t>Solution: HKCU stores the logged-in user's preferences.</w:t>
+        <w:t>Solution: ✅ Correct Answer: A. Current user settings | 🧠 Explanation: HKCU stores the logged-in user's preferences. | ❌ Why Not Others? | B — Machine settings: not the correct option here | C — Network settings: not the correct option here | D — Boot settings: System Configuration (msconfig) controls startup items. | ⚠️ Exam Trap: Read the exact question — the correct fact and its look-alike options are easy to interchange. | 💎 PNC Pearl: Current user settings → HKCU stores the logged-in user's preferences</w:t>
       </w:r>
     </w:p>
     <w:p>
@@ -6514,7 +6514,7 @@
     </w:p>
     <w:p>
       <w:r>
-        <w:t>Solution: Phishing tricks users into revealing sensitive information.</w:t>
+        <w:t>Solution: ✅ Correct Answer: A. Steal credentials by impersonating a trusted entity | 🧠 Explanation: Phishing tricks users into revealing sensitive information. | ❌ Why Not Others? | B — Speed up downloads: not the correct option here | C — Encrypt files: not the correct option here | D — Compress data: not the correct option here | ⚠️ Exam Trap: Read the exact question — the correct fact and its look-alike options are easy to interchange. | 💎 PNC Pearl: Steal credentials by impersonating a trusted entity → Phishing tricks users into revealing sensitive information</w:t>
       </w:r>
     </w:p>
     <w:p>
@@ -6559,7 +6559,7 @@
     </w:p>
     <w:p>
       <w:r>
-        <w:t>Solution: Hyperlinks connect web resources.</w:t>
+        <w:t>Solution: ✅ Correct Answer: A. Navigate between web pages or resources | 🧠 Explanation: Hyperlinks connect web resources. | ❌ Why Not Others? | B — Encrypt data: not the correct option here | C — Format text colour: not the correct option here | D — Store passwords: not the correct option here | ⚠️ Exam Trap: Read the exact question — the correct fact and its look-alike options are easy to interchange. | 💎 PNC Pearl: Navigate between web pages or resources → Hyperlinks connect web resources</w:t>
       </w:r>
     </w:p>
     <w:p>
@@ -6604,7 +6604,7 @@
     </w:p>
     <w:p>
       <w:r>
-        <w:t>Solution: Containers (Docker) are lighter, sharing the host kernel.</w:t>
+        <w:t>Solution: ✅ Correct Answer: A. Share the host OS kernel | 🧠 Explanation: Containers (Docker) are lighter, sharing the host kernel. | ❌ Why Not Others? | B — Each need a full OS: not the correct option here | C — Cannot run apps: not the correct option here | D — Are slower always: not the correct option here | ⚠️ Exam Trap: Read the exact question — the correct fact and its look-alike options are easy to interchange. | 💎 PNC Pearl: Share the host OS kernel → Containers (Docker) are lighter, sharing the host kernel</w:t>
       </w:r>
     </w:p>
     <w:p>
@@ -6649,7 +6649,7 @@
     </w:p>
     <w:p>
       <w:r>
-        <w:t>Solution: The motherboard connects all components of the computer.</w:t>
+        <w:t>Solution: ✅ Correct Answer: A. Main board / system board | 🧠 Explanation: The motherboard connects all components of the computer. | ❌ Why Not Others? | B — Sound card: not the correct option here | C — Power supply: UPS provides battery backup during power failure. | D — DVD drive: not the correct option here | ⚠️ Exam Trap: Read the exact question — the correct fact and its look-alike options are easy to interchange. | 💎 PNC Pearl: Main board / system board → The motherboard connects all components of the computer</w:t>
       </w:r>
     </w:p>
     <w:p>
@@ -6694,7 +6694,7 @@
     </w:p>
     <w:p>
       <w:r>
-        <w:t>Solution: Servers (Apache, Nginx) respond to browser requests.</w:t>
+        <w:t>Solution: ✅ Correct Answer: A. Deliver web pages to clients over HTTP | 🧠 Explanation: Servers (Apache, Nginx) respond to browser requests. | ❌ Why Not Others? | B — Print documents: not the correct option here | C — Scan images: not the correct option here | D — Backup phones: not the correct option here | ⚠️ Exam Trap: Read the exact question — the correct fact and its look-alike options are easy to interchange. | 💎 PNC Pearl: Deliver web pages to clients over HTTP → Servers (Apache, Nginx) respond to browser requests</w:t>
       </w:r>
     </w:p>
     <w:p>
@@ -6739,7 +6739,7 @@
     </w:p>
     <w:p>
       <w:r>
-        <w:t>Solution: The language bar switches between keyboard layouts.</w:t>
+        <w:t>Solution: ✅ Correct Answer: A. Switch input languages/keyboards | 🧠 Explanation: The language bar switches between keyboard layouts. | ❌ Why Not Others? | B — Change the theme: not the correct option here | C — Manage fonts: not the correct option here | D — Print documents: not the correct option here | ⚠️ Exam Trap: Read the exact question — the correct fact and its look-alike options are easy to interchange. | 💎 PNC Pearl: Switch input languages/keyboards → The language bar switches between keyboard layouts</w:t>
       </w:r>
     </w:p>
     <w:p>
